--- a/Antoine_Jaussoin_CV.docx
+++ b/Antoine_Jaussoin_CV.docx
@@ -43,7 +43,7 @@
           <w:color w:val="777777"/>
           <w:sz w:val="19"/>
         </w:rPr>
-        <w:t>React  ·  TypeScript/JavaScript  ·  Node  ·  .NET</w:t>
+        <w:t>React - TypeScript/JavaScript - Node - .NET</w:t>
       </w:r>
     </w:p>
     <w:p>
@@ -144,7 +144,149 @@
           <w:color w:val="333333"/>
           <w:sz w:val="19"/>
         </w:rPr>
-        <w:t>I'm a Senior Full-Stack Engineer, with strong experience in the financial industry. I am currently working at Balyasny Asset Management as the Lead Engineer. I previously worked at Wayve, an autonomous driving company, as the UI Tech Lead, delivering high-performance in-car UIs. Before that I was at Two Sigma, a systematic trading hedge-fund based in New York. I've had the opportunity to work on various greenfield projects in my career, from the Cudos platform at BNP (still live 10 years after!) to creating my own software company. I'm also the author of a few open-source projects, including an Agile Retrospective board (www.retrospected.com).</w:t>
+        <w:t xml:space="preserve">I'm a </w:t>
+      </w:r>
+      <w:r>
+        <w:rPr>
+          <w:rFonts w:ascii="Helvetica Neue" w:hAnsi="Helvetica Neue"/>
+          <w:b/>
+          <w:color w:val="333333"/>
+          <w:sz w:val="19"/>
+        </w:rPr>
+        <w:t>Senior Full-Stack Engineer</w:t>
+      </w:r>
+      <w:r>
+        <w:rPr>
+          <w:rFonts w:ascii="Helvetica Neue" w:hAnsi="Helvetica Neue"/>
+          <w:color w:val="333333"/>
+          <w:sz w:val="19"/>
+        </w:rPr>
+        <w:t xml:space="preserve"> with extensive experience in the </w:t>
+      </w:r>
+      <w:r>
+        <w:rPr>
+          <w:rFonts w:ascii="Helvetica Neue" w:hAnsi="Helvetica Neue"/>
+          <w:b/>
+          <w:color w:val="333333"/>
+          <w:sz w:val="19"/>
+        </w:rPr>
+        <w:t>financial industry</w:t>
+      </w:r>
+      <w:r>
+        <w:rPr>
+          <w:rFonts w:ascii="Helvetica Neue" w:hAnsi="Helvetica Neue"/>
+          <w:color w:val="333333"/>
+          <w:sz w:val="19"/>
+        </w:rPr>
+        <w:t>.</w:t>
+        <w:br/>
+        <w:t xml:space="preserve">I'm currently a </w:t>
+      </w:r>
+      <w:r>
+        <w:rPr>
+          <w:rFonts w:ascii="Helvetica Neue" w:hAnsi="Helvetica Neue"/>
+          <w:b/>
+          <w:color w:val="333333"/>
+          <w:sz w:val="19"/>
+        </w:rPr>
+        <w:t>Lead Engineer</w:t>
+      </w:r>
+      <w:r>
+        <w:rPr>
+          <w:rFonts w:ascii="Helvetica Neue" w:hAnsi="Helvetica Neue"/>
+          <w:color w:val="333333"/>
+          <w:sz w:val="19"/>
+        </w:rPr>
+        <w:t xml:space="preserve"> at </w:t>
+      </w:r>
+      <w:r>
+        <w:rPr>
+          <w:rFonts w:ascii="Helvetica Neue" w:hAnsi="Helvetica Neue"/>
+          <w:b/>
+          <w:color w:val="333333"/>
+          <w:sz w:val="19"/>
+        </w:rPr>
+        <w:t>Balyasny Asset Management</w:t>
+      </w:r>
+      <w:r>
+        <w:rPr>
+          <w:rFonts w:ascii="Helvetica Neue" w:hAnsi="Helvetica Neue"/>
+          <w:color w:val="333333"/>
+          <w:sz w:val="19"/>
+        </w:rPr>
+        <w:t>, a global multi-strategy hedge fund. I lead the Risk UI team, responsible for several UI platforms, including our flagship risk management platform, Risk Hub.</w:t>
+        <w:br/>
+        <w:t xml:space="preserve">Previously, I worked at </w:t>
+      </w:r>
+      <w:r>
+        <w:rPr>
+          <w:rFonts w:ascii="Helvetica Neue" w:hAnsi="Helvetica Neue"/>
+          <w:b/>
+          <w:color w:val="333333"/>
+          <w:sz w:val="19"/>
+        </w:rPr>
+        <w:t>Wayve</w:t>
+      </w:r>
+      <w:r>
+        <w:rPr>
+          <w:rFonts w:ascii="Helvetica Neue" w:hAnsi="Helvetica Neue"/>
+          <w:color w:val="333333"/>
+          <w:sz w:val="19"/>
+        </w:rPr>
+        <w:t xml:space="preserve">, an autonomous driving company, as </w:t>
+      </w:r>
+      <w:r>
+        <w:rPr>
+          <w:rFonts w:ascii="Helvetica Neue" w:hAnsi="Helvetica Neue"/>
+          <w:b/>
+          <w:color w:val="333333"/>
+          <w:sz w:val="19"/>
+        </w:rPr>
+        <w:t>UI Tech Lead</w:t>
+      </w:r>
+      <w:r>
+        <w:rPr>
+          <w:rFonts w:ascii="Helvetica Neue" w:hAnsi="Helvetica Neue"/>
+          <w:color w:val="333333"/>
+          <w:sz w:val="19"/>
+        </w:rPr>
+        <w:t>. I led the UI team responsible for the company’s interfaces, from the in-car tablet experience to drive analysis tools.</w:t>
+        <w:br/>
+        <w:t xml:space="preserve">I'm also the author of several </w:t>
+      </w:r>
+      <w:r>
+        <w:rPr>
+          <w:rFonts w:ascii="Helvetica Neue" w:hAnsi="Helvetica Neue"/>
+          <w:b/>
+          <w:color w:val="333333"/>
+          <w:sz w:val="19"/>
+        </w:rPr>
+        <w:t>open-source projects</w:t>
+      </w:r>
+      <w:r>
+        <w:rPr>
+          <w:rFonts w:ascii="Helvetica Neue" w:hAnsi="Helvetica Neue"/>
+          <w:color w:val="333333"/>
+          <w:sz w:val="19"/>
+        </w:rPr>
+        <w:t xml:space="preserve">, including an Agile retrospective platform, </w:t>
+      </w:r>
+      <w:r>
+        <w:rPr>
+          <w:rFonts w:ascii="Helvetica Neue" w:hAnsi="Helvetica Neue"/>
+          <w:color w:val="2B6CB3"/>
+          <w:sz w:val="19"/>
+          <w:u w:val="single"/>
+        </w:rPr>
+        <w:t>www.retrospected.com</w:t>
+      </w:r>
+      <w:r>
+        <w:rPr>
+          <w:rFonts w:ascii="Helvetica Neue" w:hAnsi="Helvetica Neue"/>
+          <w:color w:val="333333"/>
+          <w:sz w:val="19"/>
+        </w:rPr>
+        <w:t>.</w:t>
       </w:r>
     </w:p>
     <w:p>
@@ -198,7 +340,7 @@
           <w:color w:val="777777"/>
           <w:sz w:val="16"/>
         </w:rPr>
-        <w:t>London  ·  Permanent  ·  Jan 2020 – Present</w:t>
+        <w:t>London  ·  Permanent  ·  Mar 2022 – Present</w:t>
       </w:r>
     </w:p>
     <w:p>
@@ -225,7 +367,11 @@
           <w:color w:val="333333"/>
           <w:sz w:val="18"/>
         </w:rPr>
-        <w:t>As Balyasny Asset Management's Lead Engineer, working on various projects across the company.</w:t>
+        <w:t xml:space="preserve">As Balyasny Asset Management's Lead Engineer, I'm responsible for the Risk UI team, </w:t>
+        <w:br/>
+        <w:t>which is itself in charge of a suite of applications used by the firm's risk managers, and which are critical to the firm's risk management process.</w:t>
+        <w:br/>
+        <w:t>One of these applications is Risk Hub, the flagship application for risk at BAM.</w:t>
       </w:r>
     </w:p>
     <w:p>
@@ -261,7 +407,7 @@
           <w:color w:val="777777"/>
           <w:sz w:val="16"/>
         </w:rPr>
-        <w:t>London  ·  Permanent  ·  Jan 2020 – Present</w:t>
+        <w:t>London  ·  Permanent  ·  Jan 2020 – Mar 2022</w:t>
       </w:r>
     </w:p>
     <w:p>
@@ -288,7 +434,11 @@
           <w:color w:val="333333"/>
           <w:sz w:val="18"/>
         </w:rPr>
-        <w:t>As Wayve's UI Tech lead, working on various projects across the company. The most challenging one is the in-car UI, delivering a high performance experience critical to safety. The UI receives about 300 websocket frames per second, and yet maintains a constant 60 fps.</w:t>
+        <w:t>As Wayve's UI Tech lead, I'm working on various projects across the company:</w:t>
+        <w:br/>
+        <w:t>The most challenging one is the in-car UI, delivering a high performance experience, which is critical to safety. The UI receives about 300 websocket frames</w:t>
+        <w:br/>
+        <w:t xml:space="preserve">per second, and yet can boast a constant 60 fps.  </w:t>
       </w:r>
     </w:p>
     <w:p>
@@ -351,7 +501,34 @@
           <w:color w:val="333333"/>
           <w:sz w:val="18"/>
         </w:rPr>
-        <w:t>Front-End engineer on Two Sigma's Venn platform. Venn makes it simpler to select managers, choose assets and manage risk, via Two Sigma's factors analysis. The front-end was originally written in JavaScript (ES6), React, Redux, Redux-Saga and SCSS (with CSS Modules), then rewritten to TypeScript, replacing Redux by React's context and local state, and SCSS/CSS Modules by Styled Components. Part of the original team of 2 Front-End developers, playing a decisive role on the original architecture and rewrite.</w:t>
+        <w:t xml:space="preserve">Front-End engineer on Two Sigma's </w:t>
+      </w:r>
+      <w:r>
+        <w:rPr>
+          <w:rFonts w:ascii="Helvetica Neue" w:hAnsi="Helvetica Neue"/>
+          <w:b/>
+          <w:color w:val="333333"/>
+          <w:sz w:val="18"/>
+        </w:rPr>
+        <w:t>Venn</w:t>
+      </w:r>
+      <w:r>
+        <w:rPr>
+          <w:rFonts w:ascii="Helvetica Neue" w:hAnsi="Helvetica Neue"/>
+          <w:color w:val="333333"/>
+          <w:sz w:val="18"/>
+        </w:rPr>
+        <w:t xml:space="preserve"> platform.</w:t>
+        <w:br/>
+        <w:t>Venn is a platform that makes it simpler to select managers, choose assets and manage risk, via Two Sigma's factors analysis.</w:t>
+        <w:br/>
+        <w:t>On the technical side, the front-end was originaly written in JavaScript (ES6), React, Redux, Redux-Saga and SCSS (with CSS Modules).</w:t>
+        <w:br/>
+        <w:t>It was then rewritten to TypeScript, replacing Redux by React's context and more local state. We also replaced SCSS and CSS Modules by Styled Components.</w:t>
+        <w:br/>
+        <w:t>Part of the original team of 2 Front-End developers, I was able to play a decisive role on the original architecture and then the rewrite of the application.</w:t>
+        <w:br/>
+        <w:t xml:space="preserve">      </w:t>
       </w:r>
     </w:p>
     <w:p>
@@ -414,7 +591,186 @@
           <w:color w:val="333333"/>
           <w:sz w:val="18"/>
         </w:rPr>
-        <w:t>Front-End developer on RBS' flagship platform "Agile Markets". Implementation of several modules, from FX options tickets (Peg, TWAP, OCO, IDO…) to analysis tools. Modules developed using React, AngularJS, or plain JavaScript (with D3). Connected to back-end services using REST endpoints and websockets (Caplin), tested using Mocha or Karma against a Node server.</w:t>
+        <w:t>Front-End developer on RBS’ flagship platform “</w:t>
+      </w:r>
+      <w:r>
+        <w:rPr>
+          <w:rFonts w:ascii="Helvetica Neue" w:hAnsi="Helvetica Neue"/>
+          <w:b/>
+          <w:color w:val="333333"/>
+          <w:sz w:val="18"/>
+        </w:rPr>
+        <w:t>Agile Markets</w:t>
+      </w:r>
+      <w:r>
+        <w:rPr>
+          <w:rFonts w:ascii="Helvetica Neue" w:hAnsi="Helvetica Neue"/>
+          <w:color w:val="333333"/>
+          <w:sz w:val="18"/>
+        </w:rPr>
+        <w:t>”.</w:t>
+        <w:br/>
+        <w:t xml:space="preserve">Implementation of several modules, from </w:t>
+      </w:r>
+      <w:r>
+        <w:rPr>
+          <w:rFonts w:ascii="Helvetica Neue" w:hAnsi="Helvetica Neue"/>
+          <w:b/>
+          <w:color w:val="333333"/>
+          <w:sz w:val="18"/>
+        </w:rPr>
+        <w:t>FX options tickets</w:t>
+      </w:r>
+      <w:r>
+        <w:rPr>
+          <w:rFonts w:ascii="Helvetica Neue" w:hAnsi="Helvetica Neue"/>
+          <w:color w:val="333333"/>
+          <w:sz w:val="18"/>
+        </w:rPr>
+        <w:t xml:space="preserve"> (Peg, TWAP, OCO, IDO…) to analysis tools.</w:t>
+        <w:br/>
+        <w:t xml:space="preserve">These modules were developed using </w:t>
+      </w:r>
+      <w:r>
+        <w:rPr>
+          <w:rFonts w:ascii="Helvetica Neue" w:hAnsi="Helvetica Neue"/>
+          <w:b/>
+          <w:color w:val="333333"/>
+          <w:sz w:val="18"/>
+        </w:rPr>
+        <w:t>React</w:t>
+      </w:r>
+      <w:r>
+        <w:rPr>
+          <w:rFonts w:ascii="Helvetica Neue" w:hAnsi="Helvetica Neue"/>
+          <w:color w:val="333333"/>
+          <w:sz w:val="18"/>
+        </w:rPr>
+        <w:t xml:space="preserve">, </w:t>
+      </w:r>
+      <w:r>
+        <w:rPr>
+          <w:rFonts w:ascii="Helvetica Neue" w:hAnsi="Helvetica Neue"/>
+          <w:b/>
+          <w:color w:val="333333"/>
+          <w:sz w:val="18"/>
+        </w:rPr>
+        <w:t>AngularJS</w:t>
+      </w:r>
+      <w:r>
+        <w:rPr>
+          <w:rFonts w:ascii="Helvetica Neue" w:hAnsi="Helvetica Neue"/>
+          <w:color w:val="333333"/>
+          <w:sz w:val="18"/>
+        </w:rPr>
+        <w:t xml:space="preserve">, or plain JavaScript (with </w:t>
+      </w:r>
+      <w:r>
+        <w:rPr>
+          <w:rFonts w:ascii="Helvetica Neue" w:hAnsi="Helvetica Neue"/>
+          <w:b/>
+          <w:color w:val="333333"/>
+          <w:sz w:val="18"/>
+        </w:rPr>
+        <w:t>D3</w:t>
+      </w:r>
+      <w:r>
+        <w:rPr>
+          <w:rFonts w:ascii="Helvetica Neue" w:hAnsi="Helvetica Neue"/>
+          <w:color w:val="333333"/>
+          <w:sz w:val="18"/>
+        </w:rPr>
+        <w:t>) depending on the requirements.</w:t>
+        <w:br/>
+        <w:t>They are connected to back-end services using REST endpoints and websockets (</w:t>
+      </w:r>
+      <w:r>
+        <w:rPr>
+          <w:rFonts w:ascii="Helvetica Neue" w:hAnsi="Helvetica Neue"/>
+          <w:b/>
+          <w:color w:val="333333"/>
+          <w:sz w:val="18"/>
+        </w:rPr>
+        <w:t>Caplin</w:t>
+      </w:r>
+      <w:r>
+        <w:rPr>
+          <w:rFonts w:ascii="Helvetica Neue" w:hAnsi="Helvetica Neue"/>
+          <w:color w:val="333333"/>
+          <w:sz w:val="18"/>
+        </w:rPr>
+        <w:t>), and tested using Mocha or Karma against a Node server.</w:t>
+        <w:br/>
+        <w:t xml:space="preserve">These projects are built using </w:t>
+      </w:r>
+      <w:r>
+        <w:rPr>
+          <w:rFonts w:ascii="Helvetica Neue" w:hAnsi="Helvetica Neue"/>
+          <w:b/>
+          <w:color w:val="333333"/>
+          <w:sz w:val="18"/>
+        </w:rPr>
+        <w:t>Grunt</w:t>
+      </w:r>
+      <w:r>
+        <w:rPr>
+          <w:rFonts w:ascii="Helvetica Neue" w:hAnsi="Helvetica Neue"/>
+          <w:color w:val="333333"/>
+          <w:sz w:val="18"/>
+        </w:rPr>
+        <w:t xml:space="preserve">, including some custom Grunt tasks. They are highly modularised, using </w:t>
+      </w:r>
+      <w:r>
+        <w:rPr>
+          <w:rFonts w:ascii="Helvetica Neue" w:hAnsi="Helvetica Neue"/>
+          <w:b/>
+          <w:color w:val="333333"/>
+          <w:sz w:val="18"/>
+        </w:rPr>
+        <w:t>Stash</w:t>
+      </w:r>
+      <w:r>
+        <w:rPr>
+          <w:rFonts w:ascii="Helvetica Neue" w:hAnsi="Helvetica Neue"/>
+          <w:color w:val="333333"/>
+          <w:sz w:val="18"/>
+        </w:rPr>
+        <w:t xml:space="preserve"> / </w:t>
+      </w:r>
+      <w:r>
+        <w:rPr>
+          <w:rFonts w:ascii="Helvetica Neue" w:hAnsi="Helvetica Neue"/>
+          <w:b/>
+          <w:color w:val="333333"/>
+          <w:sz w:val="18"/>
+        </w:rPr>
+        <w:t>Git</w:t>
+      </w:r>
+      <w:r>
+        <w:rPr>
+          <w:rFonts w:ascii="Helvetica Neue" w:hAnsi="Helvetica Neue"/>
+          <w:color w:val="333333"/>
+          <w:sz w:val="18"/>
+        </w:rPr>
+        <w:t xml:space="preserve"> for source control.</w:t>
+        <w:br/>
+      </w:r>
+      <w:r>
+        <w:rPr>
+          <w:rFonts w:ascii="Helvetica Neue" w:hAnsi="Helvetica Neue"/>
+          <w:b/>
+          <w:color w:val="333333"/>
+          <w:sz w:val="18"/>
+        </w:rPr>
+        <w:t>Webpack</w:t>
+      </w:r>
+      <w:r>
+        <w:rPr>
+          <w:rFonts w:ascii="Helvetica Neue" w:hAnsi="Helvetica Neue"/>
+          <w:color w:val="333333"/>
+          <w:sz w:val="18"/>
+        </w:rPr>
+        <w:t xml:space="preserve"> is going to be introduced soon, and I will be trialing the technology.</w:t>
       </w:r>
     </w:p>
     <w:p>
@@ -464,7 +820,7 @@
           <w:color w:val="2B6CB3"/>
           <w:sz w:val="16"/>
         </w:rPr>
-        <w:t>C# · NHibernate · ASP.NET MVC · ExtJS · jQuery · SQL Server</w:t>
+        <w:t>C# · NHibernate · ASP.NET MVC · ExtJS · jQuery · Moq · SQL Server</w:t>
       </w:r>
     </w:p>
     <w:p>
@@ -477,7 +833,183 @@
           <w:color w:val="333333"/>
           <w:sz w:val="18"/>
         </w:rPr>
-        <w:t>Maintenance of a risk application in C# and ASP.NET MVC using NHibernate. The application interacts with MSCI Risk Metrics for risk analysis. Over 5,000 unit tests written using NUnit, Moq, SpecFlow and Selenium.</w:t>
+        <w:t xml:space="preserve">Maintenance of a risk application, developed in </w:t>
+      </w:r>
+      <w:r>
+        <w:rPr>
+          <w:rFonts w:ascii="Helvetica Neue" w:hAnsi="Helvetica Neue"/>
+          <w:b/>
+          <w:color w:val="333333"/>
+          <w:sz w:val="18"/>
+        </w:rPr>
+        <w:t>C#</w:t>
+      </w:r>
+      <w:r>
+        <w:rPr>
+          <w:rFonts w:ascii="Helvetica Neue" w:hAnsi="Helvetica Neue"/>
+          <w:color w:val="333333"/>
+          <w:sz w:val="18"/>
+        </w:rPr>
+        <w:t xml:space="preserve"> and </w:t>
+      </w:r>
+      <w:r>
+        <w:rPr>
+          <w:rFonts w:ascii="Helvetica Neue" w:hAnsi="Helvetica Neue"/>
+          <w:b/>
+          <w:color w:val="333333"/>
+          <w:sz w:val="18"/>
+        </w:rPr>
+        <w:t>ASP.NET MVC</w:t>
+      </w:r>
+      <w:r>
+        <w:rPr>
+          <w:rFonts w:ascii="Helvetica Neue" w:hAnsi="Helvetica Neue"/>
+          <w:color w:val="333333"/>
+          <w:sz w:val="18"/>
+        </w:rPr>
+        <w:t xml:space="preserve">, and using </w:t>
+      </w:r>
+      <w:r>
+        <w:rPr>
+          <w:rFonts w:ascii="Helvetica Neue" w:hAnsi="Helvetica Neue"/>
+          <w:b/>
+          <w:color w:val="333333"/>
+          <w:sz w:val="18"/>
+        </w:rPr>
+        <w:t>NHibernate</w:t>
+      </w:r>
+      <w:r>
+        <w:rPr>
+          <w:rFonts w:ascii="Helvetica Neue" w:hAnsi="Helvetica Neue"/>
+          <w:color w:val="333333"/>
+          <w:sz w:val="18"/>
+        </w:rPr>
+        <w:t xml:space="preserve"> as its Object Relational Mapping (ORM) framework.</w:t>
+        <w:br/>
+        <w:t xml:space="preserve">The application interacts with </w:t>
+      </w:r>
+      <w:r>
+        <w:rPr>
+          <w:rFonts w:ascii="Helvetica Neue" w:hAnsi="Helvetica Neue"/>
+          <w:b/>
+          <w:color w:val="333333"/>
+          <w:sz w:val="18"/>
+        </w:rPr>
+        <w:t>MSCI Risk Metrics</w:t>
+      </w:r>
+      <w:r>
+        <w:rPr>
+          <w:rFonts w:ascii="Helvetica Neue" w:hAnsi="Helvetica Neue"/>
+          <w:color w:val="333333"/>
+          <w:sz w:val="18"/>
+        </w:rPr>
+        <w:t>, which is a risk analysis web service, and is responsible for loading and reconciling various positions files from custodians, fund managers etc.</w:t>
+        <w:br/>
+        <w:t xml:space="preserve">Over 5,000 unit tests have been written for this application, using frameworks such as </w:t>
+      </w:r>
+      <w:r>
+        <w:rPr>
+          <w:rFonts w:ascii="Helvetica Neue" w:hAnsi="Helvetica Neue"/>
+          <w:b/>
+          <w:color w:val="333333"/>
+          <w:sz w:val="18"/>
+        </w:rPr>
+        <w:t>NUnit</w:t>
+      </w:r>
+      <w:r>
+        <w:rPr>
+          <w:rFonts w:ascii="Helvetica Neue" w:hAnsi="Helvetica Neue"/>
+          <w:color w:val="333333"/>
+          <w:sz w:val="18"/>
+        </w:rPr>
+        <w:t xml:space="preserve">, </w:t>
+      </w:r>
+      <w:r>
+        <w:rPr>
+          <w:rFonts w:ascii="Helvetica Neue" w:hAnsi="Helvetica Neue"/>
+          <w:b/>
+          <w:color w:val="333333"/>
+          <w:sz w:val="18"/>
+        </w:rPr>
+        <w:t>Moq</w:t>
+      </w:r>
+      <w:r>
+        <w:rPr>
+          <w:rFonts w:ascii="Helvetica Neue" w:hAnsi="Helvetica Neue"/>
+          <w:color w:val="333333"/>
+          <w:sz w:val="18"/>
+        </w:rPr>
+        <w:t xml:space="preserve">, </w:t>
+      </w:r>
+      <w:r>
+        <w:rPr>
+          <w:rFonts w:ascii="Helvetica Neue" w:hAnsi="Helvetica Neue"/>
+          <w:b/>
+          <w:color w:val="333333"/>
+          <w:sz w:val="18"/>
+        </w:rPr>
+        <w:t>SpecFlow</w:t>
+      </w:r>
+      <w:r>
+        <w:rPr>
+          <w:rFonts w:ascii="Helvetica Neue" w:hAnsi="Helvetica Neue"/>
+          <w:color w:val="333333"/>
+          <w:sz w:val="18"/>
+        </w:rPr>
+        <w:t xml:space="preserve"> and </w:t>
+      </w:r>
+      <w:r>
+        <w:rPr>
+          <w:rFonts w:ascii="Helvetica Neue" w:hAnsi="Helvetica Neue"/>
+          <w:b/>
+          <w:color w:val="333333"/>
+          <w:sz w:val="18"/>
+        </w:rPr>
+        <w:t>Selenium</w:t>
+      </w:r>
+      <w:r>
+        <w:rPr>
+          <w:rFonts w:ascii="Helvetica Neue" w:hAnsi="Helvetica Neue"/>
+          <w:color w:val="333333"/>
+          <w:sz w:val="18"/>
+        </w:rPr>
+        <w:t>.</w:t>
+        <w:br/>
+        <w:t>The web application was originally written in classic ASP.NET and then (partially) migrated to MVC 3 (</w:t>
+      </w:r>
+      <w:r>
+        <w:rPr>
+          <w:rFonts w:ascii="Helvetica Neue" w:hAnsi="Helvetica Neue"/>
+          <w:b/>
+          <w:color w:val="333333"/>
+          <w:sz w:val="18"/>
+        </w:rPr>
+        <w:t>Razor</w:t>
+      </w:r>
+      <w:r>
+        <w:rPr>
+          <w:rFonts w:ascii="Helvetica Neue" w:hAnsi="Helvetica Neue"/>
+          <w:color w:val="333333"/>
+          <w:sz w:val="18"/>
+        </w:rPr>
+        <w:t xml:space="preserve">), and </w:t>
+      </w:r>
+      <w:r>
+        <w:rPr>
+          <w:rFonts w:ascii="Helvetica Neue" w:hAnsi="Helvetica Neue"/>
+          <w:b/>
+          <w:color w:val="333333"/>
+          <w:sz w:val="18"/>
+        </w:rPr>
+        <w:t>ExtJS</w:t>
+      </w:r>
+      <w:r>
+        <w:rPr>
+          <w:rFonts w:ascii="Helvetica Neue" w:hAnsi="Helvetica Neue"/>
+          <w:color w:val="333333"/>
+          <w:sz w:val="18"/>
+        </w:rPr>
+        <w:t xml:space="preserve"> (Ext.NET).  </w:t>
       </w:r>
     </w:p>
     <w:p>
@@ -540,7 +1072,100 @@
           <w:color w:val="333333"/>
           <w:sz w:val="18"/>
         </w:rPr>
-        <w:t>Design and implementation of a Human Resource system consolidating data from multiple existing systems within RBS. Front end based on ASP.NET MVC 3 (Razor) and ExtJS, back end in C# 4 with NHibernate.</w:t>
+        <w:t>Design and implementation of a Human Resource system aiming to replace a multitude of existing systems within RBS and consolidating the data.</w:t>
+        <w:br/>
+        <w:t xml:space="preserve">The front end is based on </w:t>
+      </w:r>
+      <w:r>
+        <w:rPr>
+          <w:rFonts w:ascii="Helvetica Neue" w:hAnsi="Helvetica Neue"/>
+          <w:b/>
+          <w:color w:val="333333"/>
+          <w:sz w:val="18"/>
+        </w:rPr>
+        <w:t>ASP.NET MVC 3</w:t>
+      </w:r>
+      <w:r>
+        <w:rPr>
+          <w:rFonts w:ascii="Helvetica Neue" w:hAnsi="Helvetica Neue"/>
+          <w:color w:val="333333"/>
+          <w:sz w:val="18"/>
+        </w:rPr>
+        <w:t xml:space="preserve"> (using the </w:t>
+      </w:r>
+      <w:r>
+        <w:rPr>
+          <w:rFonts w:ascii="Helvetica Neue" w:hAnsi="Helvetica Neue"/>
+          <w:b/>
+          <w:color w:val="333333"/>
+          <w:sz w:val="18"/>
+        </w:rPr>
+        <w:t>Razor</w:t>
+      </w:r>
+      <w:r>
+        <w:rPr>
+          <w:rFonts w:ascii="Helvetica Neue" w:hAnsi="Helvetica Neue"/>
+          <w:color w:val="333333"/>
+          <w:sz w:val="18"/>
+        </w:rPr>
+        <w:t xml:space="preserve"> engine), and </w:t>
+      </w:r>
+      <w:r>
+        <w:rPr>
+          <w:rFonts w:ascii="Helvetica Neue" w:hAnsi="Helvetica Neue"/>
+          <w:b/>
+          <w:color w:val="333333"/>
+          <w:sz w:val="18"/>
+        </w:rPr>
+        <w:t>ExtJS</w:t>
+      </w:r>
+      <w:r>
+        <w:rPr>
+          <w:rFonts w:ascii="Helvetica Neue" w:hAnsi="Helvetica Neue"/>
+          <w:color w:val="333333"/>
+          <w:sz w:val="18"/>
+        </w:rPr>
+        <w:t>.</w:t>
+        <w:br/>
+        <w:t xml:space="preserve">The back end is C# 4 with </w:t>
+      </w:r>
+      <w:r>
+        <w:rPr>
+          <w:rFonts w:ascii="Helvetica Neue" w:hAnsi="Helvetica Neue"/>
+          <w:b/>
+          <w:color w:val="333333"/>
+          <w:sz w:val="18"/>
+        </w:rPr>
+        <w:t>NHibernate</w:t>
+      </w:r>
+      <w:r>
+        <w:rPr>
+          <w:rFonts w:ascii="Helvetica Neue" w:hAnsi="Helvetica Neue"/>
+          <w:color w:val="333333"/>
+          <w:sz w:val="18"/>
+        </w:rPr>
+        <w:t xml:space="preserve"> as the ORM (using Fluent NH for the mapping).</w:t>
+        <w:br/>
+        <w:t>The server side is using my open source project (</w:t>
+      </w:r>
+      <w:r>
+        <w:rPr>
+          <w:rFonts w:ascii="Helvetica Neue" w:hAnsi="Helvetica Neue"/>
+          <w:color w:val="2B6CB3"/>
+          <w:sz w:val="18"/>
+          <w:u w:val="single"/>
+        </w:rPr>
+        <w:t>http://fta.codeplex.com</w:t>
+      </w:r>
+      <w:r>
+        <w:rPr>
+          <w:rFonts w:ascii="Helvetica Neue" w:hAnsi="Helvetica Neue"/>
+          <w:color w:val="333333"/>
+          <w:sz w:val="18"/>
+        </w:rPr>
+        <w:t>) as a base for the data access layer.</w:t>
+        <w:br/>
+        <w:t>The Dependency Injection framework used for this project is AutoFac.</w:t>
       </w:r>
     </w:p>
     <w:p>
@@ -603,7 +1228,309 @@
           <w:color w:val="333333"/>
           <w:sz w:val="18"/>
         </w:rPr>
-        <w:t>Design and implementation of a global technology platform for browsing content stored in legal and credit documentation. Silverlight-based client used around the globe to manage RBS contracts and netting calculations.</w:t>
+        <w:t>Design and implementation of a global technology platform which allows the bank to browse content stored in legal and credit documentation.</w:t>
+        <w:br/>
+        <w:t>The Silverlight based software is used around the globe to manage RBS and its subsidiaries contracts and allows netting calculations.</w:t>
+        <w:br/>
+        <w:t xml:space="preserve">- The client is based on </w:t>
+      </w:r>
+      <w:r>
+        <w:rPr>
+          <w:rFonts w:ascii="Helvetica Neue" w:hAnsi="Helvetica Neue"/>
+          <w:b/>
+          <w:color w:val="333333"/>
+          <w:sz w:val="18"/>
+        </w:rPr>
+        <w:t>Silverlight</w:t>
+      </w:r>
+      <w:r>
+        <w:rPr>
+          <w:rFonts w:ascii="Helvetica Neue" w:hAnsi="Helvetica Neue"/>
+          <w:color w:val="333333"/>
+          <w:sz w:val="18"/>
+        </w:rPr>
+        <w:br/>
+        <w:t xml:space="preserve">- The server is </w:t>
+      </w:r>
+      <w:r>
+        <w:rPr>
+          <w:rFonts w:ascii="Helvetica Neue" w:hAnsi="Helvetica Neue"/>
+          <w:b/>
+          <w:color w:val="333333"/>
+          <w:sz w:val="18"/>
+        </w:rPr>
+        <w:t>C# 4</w:t>
+      </w:r>
+      <w:r>
+        <w:rPr>
+          <w:rFonts w:ascii="Helvetica Neue" w:hAnsi="Helvetica Neue"/>
+          <w:color w:val="333333"/>
+          <w:sz w:val="18"/>
+        </w:rPr>
+        <w:t xml:space="preserve"> based</w:t>
+        <w:br/>
+        <w:t xml:space="preserve">- The communication between the client and the server is based on </w:t>
+      </w:r>
+      <w:r>
+        <w:rPr>
+          <w:rFonts w:ascii="Helvetica Neue" w:hAnsi="Helvetica Neue"/>
+          <w:b/>
+          <w:color w:val="333333"/>
+          <w:sz w:val="18"/>
+        </w:rPr>
+        <w:t>WCF</w:t>
+      </w:r>
+      <w:r>
+        <w:rPr>
+          <w:rFonts w:ascii="Helvetica Neue" w:hAnsi="Helvetica Neue"/>
+          <w:color w:val="333333"/>
+          <w:sz w:val="18"/>
+        </w:rPr>
+        <w:t xml:space="preserve"> (binary serialisation)</w:t>
+        <w:br/>
+        <w:t xml:space="preserve">- The data access layer is using </w:t>
+      </w:r>
+      <w:r>
+        <w:rPr>
+          <w:rFonts w:ascii="Helvetica Neue" w:hAnsi="Helvetica Neue"/>
+          <w:b/>
+          <w:color w:val="333333"/>
+          <w:sz w:val="18"/>
+        </w:rPr>
+        <w:t>NHibernate</w:t>
+      </w:r>
+      <w:r>
+        <w:rPr>
+          <w:rFonts w:ascii="Helvetica Neue" w:hAnsi="Helvetica Neue"/>
+          <w:color w:val="333333"/>
+          <w:sz w:val="18"/>
+        </w:rPr>
+        <w:t>, with attribute-based mapping</w:t>
+        <w:br/>
+        <w:t xml:space="preserve">- The changes in the database schema are managed by </w:t>
+      </w:r>
+      <w:r>
+        <w:rPr>
+          <w:rFonts w:ascii="Helvetica Neue" w:hAnsi="Helvetica Neue"/>
+          <w:b/>
+          <w:color w:val="333333"/>
+          <w:sz w:val="18"/>
+        </w:rPr>
+        <w:t>Migrator.NET</w:t>
+      </w:r>
+      <w:r>
+        <w:rPr>
+          <w:rFonts w:ascii="Helvetica Neue" w:hAnsi="Helvetica Neue"/>
+          <w:color w:val="333333"/>
+          <w:sz w:val="18"/>
+        </w:rPr>
+        <w:br/>
+        <w:t xml:space="preserve">- Entities to DTOs mapping is done using </w:t>
+      </w:r>
+      <w:r>
+        <w:rPr>
+          <w:rFonts w:ascii="Helvetica Neue" w:hAnsi="Helvetica Neue"/>
+          <w:b/>
+          <w:color w:val="333333"/>
+          <w:sz w:val="18"/>
+        </w:rPr>
+        <w:t>AutoMapper</w:t>
+      </w:r>
+      <w:r>
+        <w:rPr>
+          <w:rFonts w:ascii="Helvetica Neue" w:hAnsi="Helvetica Neue"/>
+          <w:color w:val="333333"/>
+          <w:sz w:val="18"/>
+        </w:rPr>
+        <w:br/>
+        <w:t xml:space="preserve">- The Dependency Injection framework is </w:t>
+      </w:r>
+      <w:r>
+        <w:rPr>
+          <w:rFonts w:ascii="Helvetica Neue" w:hAnsi="Helvetica Neue"/>
+          <w:b/>
+          <w:color w:val="333333"/>
+          <w:sz w:val="18"/>
+        </w:rPr>
+        <w:t>AutoFac</w:t>
+      </w:r>
+      <w:r>
+        <w:rPr>
+          <w:rFonts w:ascii="Helvetica Neue" w:hAnsi="Helvetica Neue"/>
+          <w:color w:val="333333"/>
+          <w:sz w:val="18"/>
+        </w:rPr>
+        <w:br/>
+        <w:t xml:space="preserve">- The Silverlight UI is using </w:t>
+      </w:r>
+      <w:r>
+        <w:rPr>
+          <w:rFonts w:ascii="Helvetica Neue" w:hAnsi="Helvetica Neue"/>
+          <w:b/>
+          <w:color w:val="333333"/>
+          <w:sz w:val="18"/>
+        </w:rPr>
+        <w:t>Infragistics</w:t>
+      </w:r>
+      <w:r>
+        <w:rPr>
+          <w:rFonts w:ascii="Helvetica Neue" w:hAnsi="Helvetica Neue"/>
+          <w:color w:val="333333"/>
+          <w:sz w:val="18"/>
+        </w:rPr>
+        <w:t xml:space="preserve"> for the ribbon and other controls</w:t>
+        <w:br/>
+        <w:t>Aspect oriented programming (</w:t>
+      </w:r>
+      <w:r>
+        <w:rPr>
+          <w:rFonts w:ascii="Helvetica Neue" w:hAnsi="Helvetica Neue"/>
+          <w:b/>
+          <w:color w:val="333333"/>
+          <w:sz w:val="18"/>
+        </w:rPr>
+        <w:t>AOP</w:t>
+      </w:r>
+      <w:r>
+        <w:rPr>
+          <w:rFonts w:ascii="Helvetica Neue" w:hAnsi="Helvetica Neue"/>
+          <w:color w:val="333333"/>
+          <w:sz w:val="18"/>
+        </w:rPr>
+        <w:t>) is also used to manage NHibernate sessions (transactions), using the PostSharp framework.</w:t>
+        <w:br/>
+        <w:t xml:space="preserve">The development environment is based on a stack of well-known open source products such as: </w:t>
+        <w:br/>
+        <w:t xml:space="preserve">- </w:t>
+      </w:r>
+      <w:r>
+        <w:rPr>
+          <w:rFonts w:ascii="Helvetica Neue" w:hAnsi="Helvetica Neue"/>
+          <w:b/>
+          <w:color w:val="333333"/>
+          <w:sz w:val="18"/>
+        </w:rPr>
+        <w:t>CruiseControl.NET</w:t>
+      </w:r>
+      <w:r>
+        <w:rPr>
+          <w:rFonts w:ascii="Helvetica Neue" w:hAnsi="Helvetica Neue"/>
+          <w:color w:val="333333"/>
+          <w:sz w:val="18"/>
+        </w:rPr>
+        <w:t xml:space="preserve"> and </w:t>
+      </w:r>
+      <w:r>
+        <w:rPr>
+          <w:rFonts w:ascii="Helvetica Neue" w:hAnsi="Helvetica Neue"/>
+          <w:b/>
+          <w:color w:val="333333"/>
+          <w:sz w:val="18"/>
+        </w:rPr>
+        <w:t>NAnt</w:t>
+      </w:r>
+      <w:r>
+        <w:rPr>
+          <w:rFonts w:ascii="Helvetica Neue" w:hAnsi="Helvetica Neue"/>
+          <w:color w:val="333333"/>
+          <w:sz w:val="18"/>
+        </w:rPr>
+        <w:t xml:space="preserve"> for the continuous integration</w:t>
+        <w:br/>
+        <w:t xml:space="preserve">- </w:t>
+      </w:r>
+      <w:r>
+        <w:rPr>
+          <w:rFonts w:ascii="Helvetica Neue" w:hAnsi="Helvetica Neue"/>
+          <w:b/>
+          <w:color w:val="333333"/>
+          <w:sz w:val="18"/>
+        </w:rPr>
+        <w:t>NUnit</w:t>
+      </w:r>
+      <w:r>
+        <w:rPr>
+          <w:rFonts w:ascii="Helvetica Neue" w:hAnsi="Helvetica Neue"/>
+          <w:color w:val="333333"/>
+          <w:sz w:val="18"/>
+        </w:rPr>
+        <w:t xml:space="preserve"> for unit testing</w:t>
+        <w:br/>
+        <w:t xml:space="preserve">- </w:t>
+      </w:r>
+      <w:r>
+        <w:rPr>
+          <w:rFonts w:ascii="Helvetica Neue" w:hAnsi="Helvetica Neue"/>
+          <w:b/>
+          <w:color w:val="333333"/>
+          <w:sz w:val="18"/>
+        </w:rPr>
+        <w:t>log4net</w:t>
+      </w:r>
+      <w:r>
+        <w:rPr>
+          <w:rFonts w:ascii="Helvetica Neue" w:hAnsi="Helvetica Neue"/>
+          <w:color w:val="333333"/>
+          <w:sz w:val="18"/>
+        </w:rPr>
+        <w:t xml:space="preserve"> for logging</w:t>
+        <w:br/>
+        <w:t xml:space="preserve">- </w:t>
+      </w:r>
+      <w:r>
+        <w:rPr>
+          <w:rFonts w:ascii="Helvetica Neue" w:hAnsi="Helvetica Neue"/>
+          <w:b/>
+          <w:color w:val="333333"/>
+          <w:sz w:val="18"/>
+        </w:rPr>
+        <w:t>Rhino Mocks</w:t>
+      </w:r>
+      <w:r>
+        <w:rPr>
+          <w:rFonts w:ascii="Helvetica Neue" w:hAnsi="Helvetica Neue"/>
+          <w:color w:val="333333"/>
+          <w:sz w:val="18"/>
+        </w:rPr>
+        <w:t xml:space="preserve"> for unit test mocking</w:t>
+        <w:br/>
+        <w:t xml:space="preserve">The </w:t>
+      </w:r>
+      <w:r>
+        <w:rPr>
+          <w:rFonts w:ascii="Helvetica Neue" w:hAnsi="Helvetica Neue"/>
+          <w:b/>
+          <w:color w:val="333333"/>
+          <w:sz w:val="18"/>
+        </w:rPr>
+        <w:t>Agile</w:t>
+      </w:r>
+      <w:r>
+        <w:rPr>
+          <w:rFonts w:ascii="Helvetica Neue" w:hAnsi="Helvetica Neue"/>
+          <w:color w:val="333333"/>
+          <w:sz w:val="18"/>
+        </w:rPr>
+        <w:t xml:space="preserve"> methodology was used throughout the life time of the project, with a 10 minutes stand-up meeting every morning, regular retrospective meetings, </w:t>
+      </w:r>
+      <w:r>
+        <w:rPr>
+          <w:rFonts w:ascii="Helvetica Neue" w:hAnsi="Helvetica Neue"/>
+          <w:b/>
+          <w:color w:val="333333"/>
+          <w:sz w:val="18"/>
+        </w:rPr>
+        <w:t>Test Driven Development</w:t>
+      </w:r>
+      <w:r>
+        <w:rPr>
+          <w:rFonts w:ascii="Helvetica Neue" w:hAnsi="Helvetica Neue"/>
+          <w:color w:val="333333"/>
+          <w:sz w:val="18"/>
+        </w:rPr>
+        <w:t xml:space="preserve"> (TDD) was also enforced and code reviews were done before each commit.</w:t>
+        <w:br/>
+        <w:t>I have also scored 100th percentile (worldwide) on the Brain Bench test while applying for this contract.</w:t>
       </w:r>
     </w:p>
     <w:p>
@@ -667,6 +1594,8 @@
           <w:sz w:val="18"/>
         </w:rPr>
         <w:t>Design, maintenance and improvements of a derivatives trading platform, used both internally and externally by Credit Suisse customers.</w:t>
+        <w:br/>
+        <w:t>The front end was ASP.NET based, with a back end in C#.</w:t>
       </w:r>
     </w:p>
     <w:p>
@@ -729,7 +1658,184 @@
           <w:color w:val="333333"/>
           <w:sz w:val="18"/>
         </w:rPr>
-        <w:t>Design, implementation and maintenance of a Quantitative, Document Management and Trading Web Application. Complete architectural redesign: quantitative analysis tools, document management with full-text search, and a trading system linked to electronic trading platforms.</w:t>
+        <w:t>Design, implementation and maintenance of a Quantitative, Document Management and Trading Web Application.</w:t>
+        <w:br/>
+        <w:t>The system is a complete architectural redesign of an existing intranet, after assessment of its flaws.</w:t>
+        <w:br/>
+        <w:t>This Web Application serves 3 main purposes, and 3 categories of people:</w:t>
+        <w:br/>
+        <w:t xml:space="preserve">- </w:t>
+      </w:r>
+      <w:r>
+        <w:rPr>
+          <w:rFonts w:ascii="Helvetica Neue" w:hAnsi="Helvetica Neue"/>
+          <w:b/>
+          <w:color w:val="333333"/>
+          <w:sz w:val="18"/>
+        </w:rPr>
+        <w:t>Quantitative analysis tool</w:t>
+      </w:r>
+      <w:r>
+        <w:rPr>
+          <w:rFonts w:ascii="Helvetica Neue" w:hAnsi="Helvetica Neue"/>
+          <w:color w:val="333333"/>
+          <w:sz w:val="18"/>
+        </w:rPr>
+        <w:t xml:space="preserve"> (for Quants) (Performance reports, custom graphs, funds management, peer groups, statistics)</w:t>
+        <w:br/>
+        <w:t xml:space="preserve">- </w:t>
+      </w:r>
+      <w:r>
+        <w:rPr>
+          <w:rFonts w:ascii="Helvetica Neue" w:hAnsi="Helvetica Neue"/>
+          <w:b/>
+          <w:color w:val="333333"/>
+          <w:sz w:val="18"/>
+        </w:rPr>
+        <w:t>Document management</w:t>
+      </w:r>
+      <w:r>
+        <w:rPr>
+          <w:rFonts w:ascii="Helvetica Neue" w:hAnsi="Helvetica Neue"/>
+          <w:color w:val="333333"/>
+          <w:sz w:val="18"/>
+        </w:rPr>
+        <w:t xml:space="preserve"> (meeting and research notes, attachments, full text search on content, complex search facilities)</w:t>
+        <w:br/>
+        <w:t xml:space="preserve">- </w:t>
+      </w:r>
+      <w:r>
+        <w:rPr>
+          <w:rFonts w:ascii="Helvetica Neue" w:hAnsi="Helvetica Neue"/>
+          <w:b/>
+          <w:color w:val="333333"/>
+          <w:sz w:val="18"/>
+        </w:rPr>
+        <w:t>Trading system</w:t>
+      </w:r>
+      <w:r>
+        <w:rPr>
+          <w:rFonts w:ascii="Helvetica Neue" w:hAnsi="Helvetica Neue"/>
+          <w:color w:val="333333"/>
+          <w:sz w:val="18"/>
+        </w:rPr>
+        <w:t xml:space="preserve"> (Management of all FundQuest UK trading, reports, portfolio valuations, links with some electronic trading systems (EMX))</w:t>
+        <w:br/>
+        <w:t>These are some of the areas of the system that I've been designing:</w:t>
+        <w:br/>
+        <w:t xml:space="preserve">- </w:t>
+      </w:r>
+      <w:r>
+        <w:rPr>
+          <w:rFonts w:ascii="Helvetica Neue" w:hAnsi="Helvetica Neue"/>
+          <w:b/>
+          <w:color w:val="333333"/>
+          <w:sz w:val="18"/>
+        </w:rPr>
+        <w:t>Core architecture</w:t>
+      </w:r>
+      <w:r>
+        <w:rPr>
+          <w:rFonts w:ascii="Helvetica Neue" w:hAnsi="Helvetica Neue"/>
+          <w:color w:val="333333"/>
+          <w:sz w:val="18"/>
+        </w:rPr>
+        <w:t>: I brought NHibernate for the Data Access Layer, and pushed for the use of a source control tool (SVN), along with a Unit Testing tool (NUnit)</w:t>
+        <w:br/>
+        <w:t xml:space="preserve">- </w:t>
+      </w:r>
+      <w:r>
+        <w:rPr>
+          <w:rFonts w:ascii="Helvetica Neue" w:hAnsi="Helvetica Neue"/>
+          <w:b/>
+          <w:color w:val="333333"/>
+          <w:sz w:val="18"/>
+        </w:rPr>
+        <w:t>Performance</w:t>
+      </w:r>
+      <w:r>
+        <w:rPr>
+          <w:rFonts w:ascii="Helvetica Neue" w:hAnsi="Helvetica Neue"/>
+          <w:color w:val="333333"/>
+          <w:sz w:val="18"/>
+        </w:rPr>
+        <w:t>: The most challenging aspect of the application: all the calculations are made on the fly, using a combination of caching, high-performance stored procedure, and pre-fetching of information</w:t>
+        <w:br/>
+        <w:t xml:space="preserve">- </w:t>
+      </w:r>
+      <w:r>
+        <w:rPr>
+          <w:rFonts w:ascii="Helvetica Neue" w:hAnsi="Helvetica Neue"/>
+          <w:b/>
+          <w:color w:val="333333"/>
+          <w:sz w:val="18"/>
+        </w:rPr>
+        <w:t>Charting</w:t>
+      </w:r>
+      <w:r>
+        <w:rPr>
+          <w:rFonts w:ascii="Helvetica Neue" w:hAnsi="Helvetica Neue"/>
+          <w:color w:val="333333"/>
+          <w:sz w:val="18"/>
+        </w:rPr>
+        <w:t>: I've introduced Dundas Chart, and implemented most of the pages using this library</w:t>
+        <w:br/>
+        <w:t xml:space="preserve">- </w:t>
+      </w:r>
+      <w:r>
+        <w:rPr>
+          <w:rFonts w:ascii="Helvetica Neue" w:hAnsi="Helvetica Neue"/>
+          <w:b/>
+          <w:color w:val="333333"/>
+          <w:sz w:val="18"/>
+        </w:rPr>
+        <w:t>Web Pages</w:t>
+      </w:r>
+      <w:r>
+        <w:rPr>
+          <w:rFonts w:ascii="Helvetica Neue" w:hAnsi="Helvetica Neue"/>
+          <w:color w:val="333333"/>
+          <w:sz w:val="18"/>
+        </w:rPr>
+        <w:t>: I've introduced the use of master pages, as the previous project was using frames</w:t>
+        <w:br/>
+        <w:t xml:space="preserve">- </w:t>
+      </w:r>
+      <w:r>
+        <w:rPr>
+          <w:rFonts w:ascii="Helvetica Neue" w:hAnsi="Helvetica Neue"/>
+          <w:b/>
+          <w:color w:val="333333"/>
+          <w:sz w:val="18"/>
+        </w:rPr>
+        <w:t>Security</w:t>
+      </w:r>
+      <w:r>
+        <w:rPr>
+          <w:rFonts w:ascii="Helvetica Neue" w:hAnsi="Helvetica Neue"/>
+          <w:color w:val="333333"/>
+          <w:sz w:val="18"/>
+        </w:rPr>
+        <w:t>: I made most of the pages viewable in a "read-only" mode, with a combination of techniques I designed</w:t>
+        <w:br/>
+        <w:t xml:space="preserve">- </w:t>
+      </w:r>
+      <w:r>
+        <w:rPr>
+          <w:rFonts w:ascii="Helvetica Neue" w:hAnsi="Helvetica Neue"/>
+          <w:b/>
+          <w:color w:val="333333"/>
+          <w:sz w:val="18"/>
+        </w:rPr>
+        <w:t>Documents</w:t>
+      </w:r>
+      <w:r>
+        <w:rPr>
+          <w:rFonts w:ascii="Helvetica Neue" w:hAnsi="Helvetica Neue"/>
+          <w:color w:val="333333"/>
+          <w:sz w:val="18"/>
+        </w:rPr>
+        <w:t>: All documents can be linked to any entity (funds, users, universes...), and all their content are indexed</w:t>
       </w:r>
     </w:p>
     <w:p>
@@ -792,7 +1898,13 @@
           <w:color w:val="333333"/>
           <w:sz w:val="18"/>
         </w:rPr>
-        <w:t>Development of a portal (sdk.bt.com) in ASP.NET using DotNetNuke. Agile (Scrum) methodology with 3-month cycles and 2-week iterations, using continuous integration (CruiseControl.NET).</w:t>
+        <w:t>Development of a portal (http://sdk.bt.com) in ASP.NET using DotNetNuke. Deployment, testing, and writing of a sample application using the new BT SDK.</w:t>
+        <w:br/>
+        <w:t>DotNetNuke is written in VB.NET, but all additional modules that have been made were developed in C#.</w:t>
+        <w:br/>
+        <w:t>The programming methodology used was Agile (Scrum), with 3 months cycles and 2 weeks iterations.</w:t>
+        <w:br/>
+        <w:t>We also used the continuous integration procedure (CruiseControl.net).</w:t>
       </w:r>
     </w:p>
     <w:p>
@@ -855,7 +1967,46 @@
           <w:color w:val="333333"/>
           <w:sz w:val="18"/>
         </w:rPr>
-        <w:t>Co-founded a computer services company. Developed an online and offline backup software (FaciloSave) in C# featuring encryption, compression, custom networking protocols, and localization. Also developed the company website in ASP.NET with NHibernate.</w:t>
+        <w:t>Foundation of a computer services company, in December 2004.</w:t>
+        <w:br/>
+        <w:t>Associate at 49%.</w:t>
+        <w:br/>
+        <w:t>Responsible for the technical parts:</w:t>
+        <w:br/>
+        <w:t>- Development of an online and offline backup software in C# (FaciloSave)</w:t>
+        <w:br/>
+        <w:t>This software include the following technologies:</w:t>
+        <w:br/>
+        <w:t>- Windows Service, Remoting (to communicate with the service), Encryption : backup data are encrypted, Compression : backup data are compressed</w:t>
+        <w:br/>
+        <w:t>- Localization : the software is available in French and in English</w:t>
+        <w:br/>
+        <w:t>- Networking (Sockets, serialization): to communicate with the server in the case of online backup: a proprietary protocol has been designed (based upon .NET sockets implementation, streams and serialization) to transfer data from client to server.</w:t>
+        <w:br/>
+        <w:t>- Development of the company website in ASP.NET (</w:t>
+      </w:r>
+      <w:r>
+        <w:rPr>
+          <w:rFonts w:ascii="Helvetica Neue" w:hAnsi="Helvetica Neue"/>
+          <w:color w:val="2B6CB3"/>
+          <w:sz w:val="18"/>
+          <w:u w:val="single"/>
+        </w:rPr>
+        <w:t>www.everydev.fr</w:t>
+      </w:r>
+      <w:r>
+        <w:rPr>
+          <w:rFonts w:ascii="Helvetica Neue" w:hAnsi="Helvetica Neue"/>
+          <w:color w:val="333333"/>
+          <w:sz w:val="18"/>
+        </w:rPr>
+        <w:t>)</w:t>
+        <w:br/>
+        <w:t>- Website developed in ASP.NET with code-behind in C#</w:t>
+        <w:br/>
+        <w:t>- The link between the business layer and the database is done through a data base layer using NHibernate (an Object Relational Mapping framework based on Java’s Hibernate framework).</w:t>
+        <w:br/>
+        <w:t xml:space="preserve">Managed a trainee during summer 2005. </w:t>
       </w:r>
     </w:p>
     <w:p>
@@ -918,7 +2069,11 @@
           <w:color w:val="333333"/>
           <w:sz w:val="18"/>
         </w:rPr>
-        <w:t>Part-time role (14h/week) as a programmer, web designer, and system administrator. Built a management software for assistance contracts in C#, integrating with an ERP system.</w:t>
+        <w:t>Part-time job in this company, 14h per week along with my studies, as a programmer, website designer, and system administrator.</w:t>
+        <w:br/>
+        <w:t>The main task was to build a management software to manage their assistance contracts in C#.</w:t>
+        <w:br/>
+        <w:t xml:space="preserve">It integrates itself with an ERP software and is now used every day by 5 technicians, and handles thousands of contracts.  </w:t>
       </w:r>
     </w:p>
     <w:p>
@@ -984,7 +2139,9 @@
           <w:color w:val="333333"/>
           <w:sz w:val="18"/>
         </w:rPr>
-        <w:t>Three-year engineering school resulting in a European Master in Computer Science. Final year at Oxford Brookes University.</w:t>
+        <w:t>Supinfo is a three year engineering school, resulting in a European Master in Computer Science.</w:t>
+        <w:br/>
+        <w:t>I spent the last year in Oxford Brookes University, in the Msc in Computer Science section.</w:t>
       </w:r>
     </w:p>
     <w:p>
@@ -1032,7 +2189,7 @@
           <w:color w:val="333333"/>
           <w:sz w:val="18"/>
         </w:rPr>
-        <w:t>Math sup/Math Spé: intensive preparation in physics and mathematics for the Grandes Ecoles.</w:t>
+        <w:t>Math sup/Math Spé is preparing French students for the Grandes Ecoles (mainly in physics and mathematics).</w:t>
       </w:r>
     </w:p>
     <w:p>
@@ -1068,6 +2225,19 @@
           <w:sz w:val="16"/>
         </w:rPr>
         <w:t>Rueil-Malmaison (France)  ·  Jul 2001</w:t>
+      </w:r>
+    </w:p>
+    <w:p>
+      <w:pPr>
+        <w:spacing w:before="40" w:after="80"/>
+      </w:pPr>
+      <w:r>
+        <w:rPr>
+          <w:rFonts w:ascii="Helvetica Neue" w:hAnsi="Helvetica Neue"/>
+          <w:color w:val="333333"/>
+          <w:sz w:val="18"/>
+        </w:rPr>
+        <w:t>BAC STI at Passy-Buzenval, in Rueil Malmaison.</w:t>
       </w:r>
     </w:p>
     <w:p>
@@ -1250,7 +2420,7 @@
                 <w:color w:val="333333"/>
                 <w:sz w:val="18"/>
               </w:rPr>
-              <w:t>3 years</w:t>
+              <w:t>9 years</w:t>
             </w:r>
           </w:p>
         </w:tc>
@@ -1289,7 +2459,7 @@
                 <w:color w:val="1A1A2E"/>
                 <w:sz w:val="18"/>
               </w:rPr>
-              <w:t>JavaScript</w:t>
+              <w:t>Javascript</w:t>
             </w:r>
           </w:p>
         </w:tc>
@@ -1325,7 +2495,7 @@
                 <w:color w:val="333333"/>
                 <w:sz w:val="18"/>
               </w:rPr>
-              <w:t>7 years</w:t>
+              <w:t>11 years</w:t>
             </w:r>
           </w:p>
         </w:tc>
@@ -1343,7 +2513,7 @@
                 <w:color w:val="777777"/>
                 <w:sz w:val="17"/>
               </w:rPr>
-              <w:t>React, Lodash, date-fns, Jest, Prettier</w:t>
+              <w:t>React, Lodash, date-fns, Jest, Prettier, ESLint</w:t>
             </w:r>
           </w:p>
         </w:tc>
@@ -1400,7 +2570,7 @@
                 <w:color w:val="333333"/>
                 <w:sz w:val="18"/>
               </w:rPr>
-              <w:t>5 years</w:t>
+              <w:t>11 years</w:t>
             </w:r>
           </w:p>
         </w:tc>
@@ -1418,7 +2588,7 @@
                 <w:color w:val="777777"/>
                 <w:sz w:val="17"/>
               </w:rPr>
-              <w:t>Redux, Redux-Saga, Socket.IO, Webpack, Hooks, Recoil.js</w:t>
+              <w:t>Redux, Reselect, Redux-Saga, Socket.IO, Webpack, Jest, Hooks, Recoil.js</w:t>
             </w:r>
           </w:p>
         </w:tc>
@@ -1475,7 +2645,7 @@
                 <w:color w:val="333333"/>
                 <w:sz w:val="18"/>
               </w:rPr>
-              <w:t>7 years</w:t>
+              <w:t>15 years</w:t>
             </w:r>
           </w:p>
         </w:tc>
@@ -1550,7 +2720,7 @@
                 <w:color w:val="333333"/>
                 <w:sz w:val="18"/>
               </w:rPr>
-              <w:t>4 years</w:t>
+              <w:t>10 years</w:t>
             </w:r>
           </w:p>
         </w:tc>
@@ -1625,7 +2795,7 @@
                 <w:color w:val="333333"/>
                 <w:sz w:val="18"/>
               </w:rPr>
-              <w:t>8 years</w:t>
+              <w:t>20 years</w:t>
             </w:r>
           </w:p>
         </w:tc>
@@ -1643,84 +2813,12 @@
                 <w:color w:val="777777"/>
                 <w:sz w:val="17"/>
               </w:rPr>
-              <w:t>C#, ASP.NET MVC, NHibernate, NUnit, SQL Server</w:t>
+              <w:t>C#, ASP.NET MVC, NHibernate, NUnit, MSpec, SQL Server</w:t>
             </w:r>
           </w:p>
         </w:tc>
       </w:tr>
     </w:tbl>
-    <w:p>
-      <w:pPr>
-        <w:spacing w:before="360" w:after="80"/>
-        <w:pBdr>
-          <w:bottom w:val="single" w:sz="4" w:space="2" w:color="2B6CB3"/>
-        </w:pBdr>
-      </w:pPr>
-      <w:r>
-        <w:rPr>
-          <w:rFonts w:ascii="Helvetica Neue" w:hAnsi="Helvetica Neue"/>
-          <w:b/>
-          <w:caps/>
-          <w:color w:val="2B6CB3"/>
-          <w:sz w:val="22"/>
-        </w:rPr>
-        <w:t>PERSONAL PROJECTS</w:t>
-      </w:r>
-    </w:p>
-    <w:p>
-      <w:pPr>
-        <w:spacing w:before="120" w:after="40"/>
-      </w:pPr>
-      <w:r>
-        <w:rPr>
-          <w:rFonts w:ascii="Helvetica Neue" w:hAnsi="Helvetica Neue"/>
-          <w:b/>
-          <w:color w:val="1A1A2E"/>
-          <w:sz w:val="20"/>
-        </w:rPr>
-        <w:t>Retrospected</w:t>
-      </w:r>
-    </w:p>
-    <w:p>
-      <w:pPr>
-        <w:spacing w:before="0" w:after="80"/>
-      </w:pPr>
-      <w:r>
-        <w:rPr>
-          <w:rFonts w:ascii="Helvetica Neue" w:hAnsi="Helvetica Neue"/>
-          <w:color w:val="333333"/>
-          <w:sz w:val="18"/>
-        </w:rPr>
-        <w:t>Agile Retrospective Board using React, Redux and Socket.IO. Open-source project available at www.retrospected.com and github.com/antoinejaussoin/retro-board.</w:t>
-      </w:r>
-    </w:p>
-    <w:p>
-      <w:pPr>
-        <w:spacing w:before="120" w:after="40"/>
-      </w:pPr>
-      <w:r>
-        <w:rPr>
-          <w:rFonts w:ascii="Helvetica Neue" w:hAnsi="Helvetica Neue"/>
-          <w:b/>
-          <w:color w:val="1A1A2E"/>
-          <w:sz w:val="20"/>
-        </w:rPr>
-        <w:t>React VR Player</w:t>
-      </w:r>
-    </w:p>
-    <w:p>
-      <w:pPr>
-        <w:spacing w:before="0" w:after="80"/>
-      </w:pPr>
-      <w:r>
-        <w:rPr>
-          <w:rFonts w:ascii="Helvetica Neue" w:hAnsi="Helvetica Neue"/>
-          <w:color w:val="333333"/>
-          <w:sz w:val="18"/>
-        </w:rPr>
-        <w:t>360° Virtual Reality video player component for the Oculus Rift, built with React.</w:t>
-      </w:r>
-    </w:p>
     <w:sectPr>
       <w:pgSz w:w="12240" w:h="15840"/>
       <w:pgMar w:top="1020" w:right="1134" w:bottom="850" w:left="1134" w:header="720" w:footer="720" w:gutter="0"/>

--- a/Antoine_Jaussoin_CV.docx
+++ b/Antoine_Jaussoin_CV.docx
@@ -179,7 +179,16 @@
           <w:sz w:val="19"/>
         </w:rPr>
         <w:t>.</w:t>
+      </w:r>
+      <w:r>
         <w:br/>
+      </w:r>
+      <w:r>
+        <w:rPr>
+          <w:rFonts w:ascii="Helvetica Neue" w:hAnsi="Helvetica Neue"/>
+          <w:color w:val="333333"/>
+          <w:sz w:val="19"/>
+        </w:rPr>
         <w:t xml:space="preserve">I'm currently a </w:t>
       </w:r>
       <w:r>
@@ -215,7 +224,16 @@
           <w:sz w:val="19"/>
         </w:rPr>
         <w:t>, a global multi-strategy hedge fund. I lead the Risk UI team, responsible for several UI platforms, including our flagship risk management platform, Risk Hub.</w:t>
+      </w:r>
+      <w:r>
         <w:br/>
+      </w:r>
+      <w:r>
+        <w:rPr>
+          <w:rFonts w:ascii="Helvetica Neue" w:hAnsi="Helvetica Neue"/>
+          <w:color w:val="333333"/>
+          <w:sz w:val="19"/>
+        </w:rPr>
         <w:t xml:space="preserve">Previously, I worked at </w:t>
       </w:r>
       <w:r>
@@ -251,7 +269,16 @@
           <w:sz w:val="19"/>
         </w:rPr>
         <w:t>. I led the UI team responsible for the company’s interfaces, from the in-car tablet experience to drive analysis tools.</w:t>
+      </w:r>
+      <w:r>
         <w:br/>
+      </w:r>
+      <w:r>
+        <w:rPr>
+          <w:rFonts w:ascii="Helvetica Neue" w:hAnsi="Helvetica Neue"/>
+          <w:color w:val="333333"/>
+          <w:sz w:val="19"/>
+        </w:rPr>
         <w:t xml:space="preserve">I'm also the author of several </w:t>
       </w:r>
       <w:r>
@@ -367,11 +394,86 @@
           <w:color w:val="333333"/>
           <w:sz w:val="18"/>
         </w:rPr>
-        <w:t xml:space="preserve">As Balyasny Asset Management's Lead Engineer, I'm responsible for the Risk UI team, </w:t>
+        <w:t xml:space="preserve">As Balyasny Asset Management's </w:t>
+      </w:r>
+      <w:r>
+        <w:rPr>
+          <w:rFonts w:ascii="Helvetica Neue" w:hAnsi="Helvetica Neue"/>
+          <w:b/>
+          <w:color w:val="333333"/>
+          <w:sz w:val="18"/>
+        </w:rPr>
+        <w:t>Lead Engineer</w:t>
+      </w:r>
+      <w:r>
+        <w:rPr>
+          <w:rFonts w:ascii="Helvetica Neue" w:hAnsi="Helvetica Neue"/>
+          <w:color w:val="333333"/>
+          <w:sz w:val="18"/>
+        </w:rPr>
+        <w:t xml:space="preserve">, I'm responsible for the </w:t>
+      </w:r>
+      <w:r>
+        <w:rPr>
+          <w:rFonts w:ascii="Helvetica Neue" w:hAnsi="Helvetica Neue"/>
+          <w:b/>
+          <w:color w:val="333333"/>
+          <w:sz w:val="18"/>
+        </w:rPr>
+        <w:t>Risk UI team</w:t>
+      </w:r>
+      <w:r>
+        <w:rPr>
+          <w:rFonts w:ascii="Helvetica Neue" w:hAnsi="Helvetica Neue"/>
+          <w:color w:val="333333"/>
+          <w:sz w:val="18"/>
+        </w:rPr>
+        <w:t>, which is itself in charge of a suite of applications used by the firm's risk managers, and which are critical to the firm's risk management process.</w:t>
+      </w:r>
+      <w:r>
         <w:br/>
-        <w:t>which is itself in charge of a suite of applications used by the firm's risk managers, and which are critical to the firm's risk management process.</w:t>
-        <w:br/>
-        <w:t>One of these applications is Risk Hub, the flagship application for risk at BAM.</w:t>
+      </w:r>
+      <w:r>
+        <w:rPr>
+          <w:rFonts w:ascii="Helvetica Neue" w:hAnsi="Helvetica Neue"/>
+          <w:color w:val="333333"/>
+          <w:sz w:val="18"/>
+        </w:rPr>
+        <w:t xml:space="preserve">One of these applications is </w:t>
+      </w:r>
+      <w:r>
+        <w:rPr>
+          <w:rFonts w:ascii="Helvetica Neue" w:hAnsi="Helvetica Neue"/>
+          <w:b/>
+          <w:color w:val="333333"/>
+          <w:sz w:val="18"/>
+        </w:rPr>
+        <w:t>Risk Hub</w:t>
+      </w:r>
+      <w:r>
+        <w:rPr>
+          <w:rFonts w:ascii="Helvetica Neue" w:hAnsi="Helvetica Neue"/>
+          <w:color w:val="333333"/>
+          <w:sz w:val="18"/>
+        </w:rPr>
+        <w:t xml:space="preserve">, the </w:t>
+      </w:r>
+      <w:r>
+        <w:rPr>
+          <w:rFonts w:ascii="Helvetica Neue" w:hAnsi="Helvetica Neue"/>
+          <w:b/>
+          <w:color w:val="333333"/>
+          <w:sz w:val="18"/>
+        </w:rPr>
+        <w:t>flagship application</w:t>
+      </w:r>
+      <w:r>
+        <w:rPr>
+          <w:rFonts w:ascii="Helvetica Neue" w:hAnsi="Helvetica Neue"/>
+          <w:color w:val="333333"/>
+          <w:sz w:val="18"/>
+        </w:rPr>
+        <w:t xml:space="preserve"> for risk at BAM.</w:t>
       </w:r>
     </w:p>
     <w:p>
@@ -434,11 +536,69 @@
           <w:color w:val="333333"/>
           <w:sz w:val="18"/>
         </w:rPr>
-        <w:t>As Wayve's UI Tech lead, I'm working on various projects across the company:</w:t>
+        <w:t xml:space="preserve">As Wayve's </w:t>
+      </w:r>
+      <w:r>
+        <w:rPr>
+          <w:rFonts w:ascii="Helvetica Neue" w:hAnsi="Helvetica Neue"/>
+          <w:b/>
+          <w:color w:val="333333"/>
+          <w:sz w:val="18"/>
+        </w:rPr>
+        <w:t>UI Tech lead</w:t>
+      </w:r>
+      <w:r>
+        <w:rPr>
+          <w:rFonts w:ascii="Helvetica Neue" w:hAnsi="Helvetica Neue"/>
+          <w:color w:val="333333"/>
+          <w:sz w:val="18"/>
+        </w:rPr>
+        <w:t xml:space="preserve">, I led various </w:t>
+      </w:r>
+      <w:r>
+        <w:rPr>
+          <w:rFonts w:ascii="Helvetica Neue" w:hAnsi="Helvetica Neue"/>
+          <w:b/>
+          <w:color w:val="333333"/>
+          <w:sz w:val="18"/>
+        </w:rPr>
+        <w:t>UI projects</w:t>
+      </w:r>
+      <w:r>
+        <w:rPr>
+          <w:rFonts w:ascii="Helvetica Neue" w:hAnsi="Helvetica Neue"/>
+          <w:color w:val="333333"/>
+          <w:sz w:val="18"/>
+        </w:rPr>
+        <w:t xml:space="preserve"> across the company:</w:t>
+      </w:r>
+      <w:r>
         <w:br/>
-        <w:t>The most challenging one is the in-car UI, delivering a high performance experience, which is critical to safety. The UI receives about 300 websocket frames</w:t>
-        <w:br/>
-        <w:t xml:space="preserve">per second, and yet can boast a constant 60 fps.  </w:t>
+      </w:r>
+      <w:r>
+        <w:rPr>
+          <w:rFonts w:ascii="Helvetica Neue" w:hAnsi="Helvetica Neue"/>
+          <w:color w:val="333333"/>
+          <w:sz w:val="18"/>
+        </w:rPr>
+        <w:t xml:space="preserve">The most challenging one is the </w:t>
+      </w:r>
+      <w:r>
+        <w:rPr>
+          <w:rFonts w:ascii="Helvetica Neue" w:hAnsi="Helvetica Neue"/>
+          <w:b/>
+          <w:color w:val="333333"/>
+          <w:sz w:val="18"/>
+        </w:rPr>
+        <w:t>in-car UI</w:t>
+      </w:r>
+      <w:r>
+        <w:rPr>
+          <w:rFonts w:ascii="Helvetica Neue" w:hAnsi="Helvetica Neue"/>
+          <w:color w:val="333333"/>
+          <w:sz w:val="18"/>
+        </w:rPr>
+        <w:t>, delivering a high performance experience, which is critical to safety. The UI receives about 300 websocket frames per second, and yet can boast a constant 60 fps.</w:t>
       </w:r>
     </w:p>
     <w:p>
@@ -519,16 +679,50 @@
           <w:sz w:val="18"/>
         </w:rPr>
         <w:t xml:space="preserve"> platform.</w:t>
+      </w:r>
+      <w:r>
         <w:br/>
+      </w:r>
+      <w:r>
+        <w:rPr>
+          <w:rFonts w:ascii="Helvetica Neue" w:hAnsi="Helvetica Neue"/>
+          <w:color w:val="333333"/>
+          <w:sz w:val="18"/>
+        </w:rPr>
         <w:t>Venn is a platform that makes it simpler to select managers, choose assets and manage risk, via Two Sigma's factors analysis.</w:t>
+      </w:r>
+      <w:r>
         <w:br/>
+      </w:r>
+      <w:r>
+        <w:rPr>
+          <w:rFonts w:ascii="Helvetica Neue" w:hAnsi="Helvetica Neue"/>
+          <w:color w:val="333333"/>
+          <w:sz w:val="18"/>
+        </w:rPr>
         <w:t>On the technical side, the front-end was originaly written in JavaScript (ES6), React, Redux, Redux-Saga and SCSS (with CSS Modules).</w:t>
+      </w:r>
+      <w:r>
         <w:br/>
+      </w:r>
+      <w:r>
+        <w:rPr>
+          <w:rFonts w:ascii="Helvetica Neue" w:hAnsi="Helvetica Neue"/>
+          <w:color w:val="333333"/>
+          <w:sz w:val="18"/>
+        </w:rPr>
         <w:t>It was then rewritten to TypeScript, replacing Redux by React's context and more local state. We also replaced SCSS and CSS Modules by Styled Components.</w:t>
+      </w:r>
+      <w:r>
         <w:br/>
+      </w:r>
+      <w:r>
+        <w:rPr>
+          <w:rFonts w:ascii="Helvetica Neue" w:hAnsi="Helvetica Neue"/>
+          <w:color w:val="333333"/>
+          <w:sz w:val="18"/>
+        </w:rPr>
         <w:t>Part of the original team of 2 Front-End developers, I was able to play a decisive role on the original architecture and then the rewrite of the application.</w:t>
-        <w:br/>
-        <w:t xml:space="preserve">      </w:t>
       </w:r>
     </w:p>
     <w:p>
@@ -609,7 +803,16 @@
           <w:sz w:val="18"/>
         </w:rPr>
         <w:t>”.</w:t>
+      </w:r>
+      <w:r>
         <w:br/>
+      </w:r>
+      <w:r>
+        <w:rPr>
+          <w:rFonts w:ascii="Helvetica Neue" w:hAnsi="Helvetica Neue"/>
+          <w:color w:val="333333"/>
+          <w:sz w:val="18"/>
+        </w:rPr>
         <w:t xml:space="preserve">Implementation of several modules, from </w:t>
       </w:r>
       <w:r>
@@ -628,7 +831,16 @@
           <w:sz w:val="18"/>
         </w:rPr>
         <w:t xml:space="preserve"> (Peg, TWAP, OCO, IDO…) to analysis tools.</w:t>
+      </w:r>
+      <w:r>
         <w:br/>
+      </w:r>
+      <w:r>
+        <w:rPr>
+          <w:rFonts w:ascii="Helvetica Neue" w:hAnsi="Helvetica Neue"/>
+          <w:color w:val="333333"/>
+          <w:sz w:val="18"/>
+        </w:rPr>
         <w:t xml:space="preserve">These modules were developed using </w:t>
       </w:r>
       <w:r>
@@ -681,7 +893,16 @@
           <w:sz w:val="18"/>
         </w:rPr>
         <w:t>) depending on the requirements.</w:t>
+      </w:r>
+      <w:r>
         <w:br/>
+      </w:r>
+      <w:r>
+        <w:rPr>
+          <w:rFonts w:ascii="Helvetica Neue" w:hAnsi="Helvetica Neue"/>
+          <w:color w:val="333333"/>
+          <w:sz w:val="18"/>
+        </w:rPr>
         <w:t>They are connected to back-end services using REST endpoints and websockets (</w:t>
       </w:r>
       <w:r>
@@ -700,7 +921,16 @@
           <w:sz w:val="18"/>
         </w:rPr>
         <w:t>), and tested using Mocha or Karma against a Node server.</w:t>
+      </w:r>
+      <w:r>
         <w:br/>
+      </w:r>
+      <w:r>
+        <w:rPr>
+          <w:rFonts w:ascii="Helvetica Neue" w:hAnsi="Helvetica Neue"/>
+          <w:color w:val="333333"/>
+          <w:sz w:val="18"/>
+        </w:rPr>
         <w:t xml:space="preserve">These projects are built using </w:t>
       </w:r>
       <w:r>
@@ -753,7 +983,16 @@
           <w:sz w:val="18"/>
         </w:rPr>
         <w:t xml:space="preserve"> for source control.</w:t>
+      </w:r>
+      <w:r>
         <w:br/>
+      </w:r>
+      <w:r>
+        <w:rPr>
+          <w:rFonts w:ascii="Helvetica Neue" w:hAnsi="Helvetica Neue"/>
+          <w:color w:val="333333"/>
+          <w:sz w:val="18"/>
+        </w:rPr>
       </w:r>
       <w:r>
         <w:rPr>
@@ -885,7 +1124,16 @@
           <w:sz w:val="18"/>
         </w:rPr>
         <w:t xml:space="preserve"> as its Object Relational Mapping (ORM) framework.</w:t>
+      </w:r>
+      <w:r>
         <w:br/>
+      </w:r>
+      <w:r>
+        <w:rPr>
+          <w:rFonts w:ascii="Helvetica Neue" w:hAnsi="Helvetica Neue"/>
+          <w:color w:val="333333"/>
+          <w:sz w:val="18"/>
+        </w:rPr>
         <w:t xml:space="preserve">The application interacts with </w:t>
       </w:r>
       <w:r>
@@ -904,7 +1152,16 @@
           <w:sz w:val="18"/>
         </w:rPr>
         <w:t>, which is a risk analysis web service, and is responsible for loading and reconciling various positions files from custodians, fund managers etc.</w:t>
+      </w:r>
+      <w:r>
         <w:br/>
+      </w:r>
+      <w:r>
+        <w:rPr>
+          <w:rFonts w:ascii="Helvetica Neue" w:hAnsi="Helvetica Neue"/>
+          <w:color w:val="333333"/>
+          <w:sz w:val="18"/>
+        </w:rPr>
         <w:t xml:space="preserve">Over 5,000 unit tests have been written for this application, using frameworks such as </w:t>
       </w:r>
       <w:r>
@@ -974,7 +1231,16 @@
           <w:sz w:val="18"/>
         </w:rPr>
         <w:t>.</w:t>
+      </w:r>
+      <w:r>
         <w:br/>
+      </w:r>
+      <w:r>
+        <w:rPr>
+          <w:rFonts w:ascii="Helvetica Neue" w:hAnsi="Helvetica Neue"/>
+          <w:color w:val="333333"/>
+          <w:sz w:val="18"/>
+        </w:rPr>
         <w:t>The web application was originally written in classic ASP.NET and then (partially) migrated to MVC 3 (</w:t>
       </w:r>
       <w:r>
@@ -1009,7 +1275,7 @@
           <w:color w:val="333333"/>
           <w:sz w:val="18"/>
         </w:rPr>
-        <w:t xml:space="preserve"> (Ext.NET).  </w:t>
+        <w:t xml:space="preserve"> (Ext.NET).</w:t>
       </w:r>
     </w:p>
     <w:p>
@@ -1073,7 +1339,16 @@
           <w:sz w:val="18"/>
         </w:rPr>
         <w:t>Design and implementation of a Human Resource system aiming to replace a multitude of existing systems within RBS and consolidating the data.</w:t>
+      </w:r>
+      <w:r>
         <w:br/>
+      </w:r>
+      <w:r>
+        <w:rPr>
+          <w:rFonts w:ascii="Helvetica Neue" w:hAnsi="Helvetica Neue"/>
+          <w:color w:val="333333"/>
+          <w:sz w:val="18"/>
+        </w:rPr>
         <w:t xml:space="preserve">The front end is based on </w:t>
       </w:r>
       <w:r>
@@ -1126,7 +1401,16 @@
           <w:sz w:val="18"/>
         </w:rPr>
         <w:t>.</w:t>
+      </w:r>
+      <w:r>
         <w:br/>
+      </w:r>
+      <w:r>
+        <w:rPr>
+          <w:rFonts w:ascii="Helvetica Neue" w:hAnsi="Helvetica Neue"/>
+          <w:color w:val="333333"/>
+          <w:sz w:val="18"/>
+        </w:rPr>
         <w:t xml:space="preserve">The back end is C# 4 with </w:t>
       </w:r>
       <w:r>
@@ -1145,7 +1429,16 @@
           <w:sz w:val="18"/>
         </w:rPr>
         <w:t xml:space="preserve"> as the ORM (using Fluent NH for the mapping).</w:t>
+      </w:r>
+      <w:r>
         <w:br/>
+      </w:r>
+      <w:r>
+        <w:rPr>
+          <w:rFonts w:ascii="Helvetica Neue" w:hAnsi="Helvetica Neue"/>
+          <w:color w:val="333333"/>
+          <w:sz w:val="18"/>
+        </w:rPr>
         <w:t>The server side is using my open source project (</w:t>
       </w:r>
       <w:r>
@@ -1164,7 +1457,16 @@
           <w:sz w:val="18"/>
         </w:rPr>
         <w:t>) as a base for the data access layer.</w:t>
+      </w:r>
+      <w:r>
         <w:br/>
+      </w:r>
+      <w:r>
+        <w:rPr>
+          <w:rFonts w:ascii="Helvetica Neue" w:hAnsi="Helvetica Neue"/>
+          <w:color w:val="333333"/>
+          <w:sz w:val="18"/>
+        </w:rPr>
         <w:t>The Dependency Injection framework used for this project is AutoFac.</w:t>
       </w:r>
     </w:p>
@@ -1229,9 +1531,27 @@
           <w:sz w:val="18"/>
         </w:rPr>
         <w:t>Design and implementation of a global technology platform which allows the bank to browse content stored in legal and credit documentation.</w:t>
+      </w:r>
+      <w:r>
         <w:br/>
+      </w:r>
+      <w:r>
+        <w:rPr>
+          <w:rFonts w:ascii="Helvetica Neue" w:hAnsi="Helvetica Neue"/>
+          <w:color w:val="333333"/>
+          <w:sz w:val="18"/>
+        </w:rPr>
         <w:t>The Silverlight based software is used around the globe to manage RBS and its subsidiaries contracts and allows netting calculations.</w:t>
+      </w:r>
+      <w:r>
         <w:br/>
+      </w:r>
+      <w:r>
+        <w:rPr>
+          <w:rFonts w:ascii="Helvetica Neue" w:hAnsi="Helvetica Neue"/>
+          <w:color w:val="333333"/>
+          <w:sz w:val="18"/>
+        </w:rPr>
         <w:t xml:space="preserve">- The client is based on </w:t>
       </w:r>
       <w:r>
@@ -1249,8 +1569,7 @@
           <w:color w:val="333333"/>
           <w:sz w:val="18"/>
         </w:rPr>
-        <w:br/>
-        <w:t xml:space="preserve">- The server is </w:t>
+        <w:t xml:space="preserve"> - The server is </w:t>
       </w:r>
       <w:r>
         <w:rPr>
@@ -1267,9 +1586,7 @@
           <w:color w:val="333333"/>
           <w:sz w:val="18"/>
         </w:rPr>
-        <w:t xml:space="preserve"> based</w:t>
-        <w:br/>
-        <w:t xml:space="preserve">- The communication between the client and the server is based on </w:t>
+        <w:t xml:space="preserve"> based - The communication between the client and the server is based on </w:t>
       </w:r>
       <w:r>
         <w:rPr>
@@ -1286,9 +1603,7 @@
           <w:color w:val="333333"/>
           <w:sz w:val="18"/>
         </w:rPr>
-        <w:t xml:space="preserve"> (binary serialisation)</w:t>
-        <w:br/>
-        <w:t xml:space="preserve">- The data access layer is using </w:t>
+        <w:t xml:space="preserve"> (binary serialisation) - The data access layer is using </w:t>
       </w:r>
       <w:r>
         <w:rPr>
@@ -1305,9 +1620,7 @@
           <w:color w:val="333333"/>
           <w:sz w:val="18"/>
         </w:rPr>
-        <w:t>, with attribute-based mapping</w:t>
-        <w:br/>
-        <w:t xml:space="preserve">- The changes in the database schema are managed by </w:t>
+        <w:t xml:space="preserve">, with attribute-based mapping - The changes in the database schema are managed by </w:t>
       </w:r>
       <w:r>
         <w:rPr>
@@ -1324,8 +1637,7 @@
           <w:color w:val="333333"/>
           <w:sz w:val="18"/>
         </w:rPr>
-        <w:br/>
-        <w:t xml:space="preserve">- Entities to DTOs mapping is done using </w:t>
+        <w:t xml:space="preserve"> - Entities to DTOs mapping is done using </w:t>
       </w:r>
       <w:r>
         <w:rPr>
@@ -1342,8 +1654,7 @@
           <w:color w:val="333333"/>
           <w:sz w:val="18"/>
         </w:rPr>
-        <w:br/>
-        <w:t xml:space="preserve">- The Dependency Injection framework is </w:t>
+        <w:t xml:space="preserve"> - The Dependency Injection framework is </w:t>
       </w:r>
       <w:r>
         <w:rPr>
@@ -1360,8 +1671,7 @@
           <w:color w:val="333333"/>
           <w:sz w:val="18"/>
         </w:rPr>
-        <w:br/>
-        <w:t xml:space="preserve">- The Silverlight UI is using </w:t>
+        <w:t xml:space="preserve"> - The Silverlight UI is using </w:t>
       </w:r>
       <w:r>
         <w:rPr>
@@ -1378,9 +1688,7 @@
           <w:color w:val="333333"/>
           <w:sz w:val="18"/>
         </w:rPr>
-        <w:t xml:space="preserve"> for the ribbon and other controls</w:t>
-        <w:br/>
-        <w:t>Aspect oriented programming (</w:t>
+        <w:t xml:space="preserve"> for the ribbon and other controls Aspect oriented programming (</w:t>
       </w:r>
       <w:r>
         <w:rPr>
@@ -1397,10 +1705,17 @@
           <w:color w:val="333333"/>
           <w:sz w:val="18"/>
         </w:rPr>
-        <w:t>) is also used to manage NHibernate sessions (transactions), using the PostSharp framework.</w:t>
+        <w:t>) is also used to manage NHibernate sessions (transactions), using the PostSharp framework. The development environment is based on a stack of well-known open source products such as:</w:t>
+      </w:r>
+      <w:r>
         <w:br/>
-        <w:t xml:space="preserve">The development environment is based on a stack of well-known open source products such as: </w:t>
-        <w:br/>
+      </w:r>
+      <w:r>
+        <w:rPr>
+          <w:rFonts w:ascii="Helvetica Neue" w:hAnsi="Helvetica Neue"/>
+          <w:color w:val="333333"/>
+          <w:sz w:val="18"/>
+        </w:rPr>
         <w:t xml:space="preserve">- </w:t>
       </w:r>
       <w:r>
@@ -1435,9 +1750,7 @@
           <w:color w:val="333333"/>
           <w:sz w:val="18"/>
         </w:rPr>
-        <w:t xml:space="preserve"> for the continuous integration</w:t>
-        <w:br/>
-        <w:t xml:space="preserve">- </w:t>
+        <w:t xml:space="preserve"> for the continuous integration - </w:t>
       </w:r>
       <w:r>
         <w:rPr>
@@ -1454,9 +1767,7 @@
           <w:color w:val="333333"/>
           <w:sz w:val="18"/>
         </w:rPr>
-        <w:t xml:space="preserve"> for unit testing</w:t>
-        <w:br/>
-        <w:t xml:space="preserve">- </w:t>
+        <w:t xml:space="preserve"> for unit testing - </w:t>
       </w:r>
       <w:r>
         <w:rPr>
@@ -1473,9 +1784,7 @@
           <w:color w:val="333333"/>
           <w:sz w:val="18"/>
         </w:rPr>
-        <w:t xml:space="preserve"> for logging</w:t>
-        <w:br/>
-        <w:t xml:space="preserve">- </w:t>
+        <w:t xml:space="preserve"> for logging - </w:t>
       </w:r>
       <w:r>
         <w:rPr>
@@ -1492,9 +1801,7 @@
           <w:color w:val="333333"/>
           <w:sz w:val="18"/>
         </w:rPr>
-        <w:t xml:space="preserve"> for unit test mocking</w:t>
-        <w:br/>
-        <w:t xml:space="preserve">The </w:t>
+        <w:t xml:space="preserve"> for unit test mocking The </w:t>
       </w:r>
       <w:r>
         <w:rPr>
@@ -1529,7 +1836,16 @@
           <w:sz w:val="18"/>
         </w:rPr>
         <w:t xml:space="preserve"> (TDD) was also enforced and code reviews were done before each commit.</w:t>
+      </w:r>
+      <w:r>
         <w:br/>
+      </w:r>
+      <w:r>
+        <w:rPr>
+          <w:rFonts w:ascii="Helvetica Neue" w:hAnsi="Helvetica Neue"/>
+          <w:color w:val="333333"/>
+          <w:sz w:val="18"/>
+        </w:rPr>
         <w:t>I have also scored 100th percentile (worldwide) on the Brain Bench test while applying for this contract.</w:t>
       </w:r>
     </w:p>
@@ -1594,7 +1910,16 @@
           <w:sz w:val="18"/>
         </w:rPr>
         <w:t>Design, maintenance and improvements of a derivatives trading platform, used both internally and externally by Credit Suisse customers.</w:t>
+      </w:r>
+      <w:r>
         <w:br/>
+      </w:r>
+      <w:r>
+        <w:rPr>
+          <w:rFonts w:ascii="Helvetica Neue" w:hAnsi="Helvetica Neue"/>
+          <w:color w:val="333333"/>
+          <w:sz w:val="18"/>
+        </w:rPr>
         <w:t>The front end was ASP.NET based, with a back end in C#.</w:t>
       </w:r>
     </w:p>
@@ -1659,11 +1984,38 @@
           <w:sz w:val="18"/>
         </w:rPr>
         <w:t>Design, implementation and maintenance of a Quantitative, Document Management and Trading Web Application.</w:t>
+      </w:r>
+      <w:r>
         <w:br/>
+      </w:r>
+      <w:r>
+        <w:rPr>
+          <w:rFonts w:ascii="Helvetica Neue" w:hAnsi="Helvetica Neue"/>
+          <w:color w:val="333333"/>
+          <w:sz w:val="18"/>
+        </w:rPr>
         <w:t>The system is a complete architectural redesign of an existing intranet, after assessment of its flaws.</w:t>
+      </w:r>
+      <w:r>
         <w:br/>
+      </w:r>
+      <w:r>
+        <w:rPr>
+          <w:rFonts w:ascii="Helvetica Neue" w:hAnsi="Helvetica Neue"/>
+          <w:color w:val="333333"/>
+          <w:sz w:val="18"/>
+        </w:rPr>
         <w:t>This Web Application serves 3 main purposes, and 3 categories of people:</w:t>
+      </w:r>
+      <w:r>
         <w:br/>
+      </w:r>
+      <w:r>
+        <w:rPr>
+          <w:rFonts w:ascii="Helvetica Neue" w:hAnsi="Helvetica Neue"/>
+          <w:color w:val="333333"/>
+          <w:sz w:val="18"/>
+        </w:rPr>
         <w:t xml:space="preserve">- </w:t>
       </w:r>
       <w:r>
@@ -1681,9 +2033,7 @@
           <w:color w:val="333333"/>
           <w:sz w:val="18"/>
         </w:rPr>
-        <w:t xml:space="preserve"> (for Quants) (Performance reports, custom graphs, funds management, peer groups, statistics)</w:t>
-        <w:br/>
-        <w:t xml:space="preserve">- </w:t>
+        <w:t xml:space="preserve"> (for Quants) (Performance reports, custom graphs, funds management, peer groups, statistics) - </w:t>
       </w:r>
       <w:r>
         <w:rPr>
@@ -1700,9 +2050,7 @@
           <w:color w:val="333333"/>
           <w:sz w:val="18"/>
         </w:rPr>
-        <w:t xml:space="preserve"> (meeting and research notes, attachments, full text search on content, complex search facilities)</w:t>
-        <w:br/>
-        <w:t xml:space="preserve">- </w:t>
+        <w:t xml:space="preserve"> (meeting and research notes, attachments, full text search on content, complex search facilities) - </w:t>
       </w:r>
       <w:r>
         <w:rPr>
@@ -1719,11 +2067,7 @@
           <w:color w:val="333333"/>
           <w:sz w:val="18"/>
         </w:rPr>
-        <w:t xml:space="preserve"> (Management of all FundQuest UK trading, reports, portfolio valuations, links with some electronic trading systems (EMX))</w:t>
-        <w:br/>
-        <w:t>These are some of the areas of the system that I've been designing:</w:t>
-        <w:br/>
-        <w:t xml:space="preserve">- </w:t>
+        <w:t xml:space="preserve"> (Management of all FundQuest UK trading, reports, portfolio valuations, links with some electronic trading systems (EMX)) These are some of the areas of the system that I've been designing: - </w:t>
       </w:r>
       <w:r>
         <w:rPr>
@@ -1740,9 +2084,7 @@
           <w:color w:val="333333"/>
           <w:sz w:val="18"/>
         </w:rPr>
-        <w:t>: I brought NHibernate for the Data Access Layer, and pushed for the use of a source control tool (SVN), along with a Unit Testing tool (NUnit)</w:t>
-        <w:br/>
-        <w:t xml:space="preserve">- </w:t>
+        <w:t xml:space="preserve">: I brought NHibernate for the Data Access Layer, and pushed for the use of a source control tool (SVN), along with a Unit Testing tool (NUnit) - </w:t>
       </w:r>
       <w:r>
         <w:rPr>
@@ -1759,9 +2101,7 @@
           <w:color w:val="333333"/>
           <w:sz w:val="18"/>
         </w:rPr>
-        <w:t>: The most challenging aspect of the application: all the calculations are made on the fly, using a combination of caching, high-performance stored procedure, and pre-fetching of information</w:t>
-        <w:br/>
-        <w:t xml:space="preserve">- </w:t>
+        <w:t xml:space="preserve">: The most challenging aspect of the application: all the calculations are made on the fly, using a combination of caching, high-performance stored procedure, and pre-fetching of information - </w:t>
       </w:r>
       <w:r>
         <w:rPr>
@@ -1778,9 +2118,7 @@
           <w:color w:val="333333"/>
           <w:sz w:val="18"/>
         </w:rPr>
-        <w:t>: I've introduced Dundas Chart, and implemented most of the pages using this library</w:t>
-        <w:br/>
-        <w:t xml:space="preserve">- </w:t>
+        <w:t xml:space="preserve">: I've introduced Dundas Chart, and implemented most of the pages using this library - </w:t>
       </w:r>
       <w:r>
         <w:rPr>
@@ -1797,9 +2135,7 @@
           <w:color w:val="333333"/>
           <w:sz w:val="18"/>
         </w:rPr>
-        <w:t>: I've introduced the use of master pages, as the previous project was using frames</w:t>
-        <w:br/>
-        <w:t xml:space="preserve">- </w:t>
+        <w:t xml:space="preserve">: I've introduced the use of master pages, as the previous project was using frames - </w:t>
       </w:r>
       <w:r>
         <w:rPr>
@@ -1816,9 +2152,7 @@
           <w:color w:val="333333"/>
           <w:sz w:val="18"/>
         </w:rPr>
-        <w:t>: I made most of the pages viewable in a "read-only" mode, with a combination of techniques I designed</w:t>
-        <w:br/>
-        <w:t xml:space="preserve">- </w:t>
+        <w:t xml:space="preserve">: I made most of the pages viewable in a "read-only" mode, with a combination of techniques I designed - </w:t>
       </w:r>
       <w:r>
         <w:rPr>
@@ -1899,11 +2233,38 @@
           <w:sz w:val="18"/>
         </w:rPr>
         <w:t>Development of a portal (http://sdk.bt.com) in ASP.NET using DotNetNuke. Deployment, testing, and writing of a sample application using the new BT SDK.</w:t>
+      </w:r>
+      <w:r>
         <w:br/>
+      </w:r>
+      <w:r>
+        <w:rPr>
+          <w:rFonts w:ascii="Helvetica Neue" w:hAnsi="Helvetica Neue"/>
+          <w:color w:val="333333"/>
+          <w:sz w:val="18"/>
+        </w:rPr>
         <w:t>DotNetNuke is written in VB.NET, but all additional modules that have been made were developed in C#.</w:t>
+      </w:r>
+      <w:r>
         <w:br/>
+      </w:r>
+      <w:r>
+        <w:rPr>
+          <w:rFonts w:ascii="Helvetica Neue" w:hAnsi="Helvetica Neue"/>
+          <w:color w:val="333333"/>
+          <w:sz w:val="18"/>
+        </w:rPr>
         <w:t>The programming methodology used was Agile (Scrum), with 3 months cycles and 2 weeks iterations.</w:t>
+      </w:r>
+      <w:r>
         <w:br/>
+      </w:r>
+      <w:r>
+        <w:rPr>
+          <w:rFonts w:ascii="Helvetica Neue" w:hAnsi="Helvetica Neue"/>
+          <w:color w:val="333333"/>
+          <w:sz w:val="18"/>
+        </w:rPr>
         <w:t>We also used the continuous integration procedure (CruiseControl.net).</w:t>
       </w:r>
     </w:p>
@@ -1968,22 +2329,39 @@
           <w:sz w:val="18"/>
         </w:rPr>
         <w:t>Foundation of a computer services company, in December 2004.</w:t>
+      </w:r>
+      <w:r>
         <w:br/>
+      </w:r>
+      <w:r>
+        <w:rPr>
+          <w:rFonts w:ascii="Helvetica Neue" w:hAnsi="Helvetica Neue"/>
+          <w:color w:val="333333"/>
+          <w:sz w:val="18"/>
+        </w:rPr>
         <w:t>Associate at 49%.</w:t>
+      </w:r>
+      <w:r>
         <w:br/>
+      </w:r>
+      <w:r>
+        <w:rPr>
+          <w:rFonts w:ascii="Helvetica Neue" w:hAnsi="Helvetica Neue"/>
+          <w:color w:val="333333"/>
+          <w:sz w:val="18"/>
+        </w:rPr>
         <w:t>Responsible for the technical parts:</w:t>
+      </w:r>
+      <w:r>
         <w:br/>
-        <w:t>- Development of an online and offline backup software in C# (FaciloSave)</w:t>
-        <w:br/>
-        <w:t>This software include the following technologies:</w:t>
-        <w:br/>
-        <w:t>- Windows Service, Remoting (to communicate with the service), Encryption : backup data are encrypted, Compression : backup data are compressed</w:t>
-        <w:br/>
-        <w:t>- Localization : the software is available in French and in English</w:t>
-        <w:br/>
-        <w:t>- Networking (Sockets, serialization): to communicate with the server in the case of online backup: a proprietary protocol has been designed (based upon .NET sockets implementation, streams and serialization) to transfer data from client to server.</w:t>
-        <w:br/>
-        <w:t>- Development of the company website in ASP.NET (</w:t>
+      </w:r>
+      <w:r>
+        <w:rPr>
+          <w:rFonts w:ascii="Helvetica Neue" w:hAnsi="Helvetica Neue"/>
+          <w:color w:val="333333"/>
+          <w:sz w:val="18"/>
+        </w:rPr>
+        <w:t>- Development of an online and offline backup software in C# (FaciloSave) This software include the following technologies: - Windows Service, Remoting (to communicate with the service), Encryption : backup data are encrypted, Compression : backup data are compressed - Localization : the software is available in French and in English - Networking (Sockets, serialization): to communicate with the server in the case of online backup: a proprietary protocol has been designed (based upon .NET sockets implementation, streams and serialization) to transfer data from client to server. - Development of the company website in ASP.NET (</w:t>
       </w:r>
       <w:r>
         <w:rPr>
@@ -2000,13 +2378,7 @@
           <w:color w:val="333333"/>
           <w:sz w:val="18"/>
         </w:rPr>
-        <w:t>)</w:t>
-        <w:br/>
-        <w:t>- Website developed in ASP.NET with code-behind in C#</w:t>
-        <w:br/>
-        <w:t>- The link between the business layer and the database is done through a data base layer using NHibernate (an Object Relational Mapping framework based on Java’s Hibernate framework).</w:t>
-        <w:br/>
-        <w:t xml:space="preserve">Managed a trainee during summer 2005. </w:t>
+        <w:t>) - Website developed in ASP.NET with code-behind in C# - The link between the business layer and the database is done through a data base layer using NHibernate (an Object Relational Mapping framework based on Java’s Hibernate framework). Managed a trainee during summer 2005.</w:t>
       </w:r>
     </w:p>
     <w:p>
@@ -2070,10 +2442,28 @@
           <w:sz w:val="18"/>
         </w:rPr>
         <w:t>Part-time job in this company, 14h per week along with my studies, as a programmer, website designer, and system administrator.</w:t>
+      </w:r>
+      <w:r>
         <w:br/>
+      </w:r>
+      <w:r>
+        <w:rPr>
+          <w:rFonts w:ascii="Helvetica Neue" w:hAnsi="Helvetica Neue"/>
+          <w:color w:val="333333"/>
+          <w:sz w:val="18"/>
+        </w:rPr>
         <w:t>The main task was to build a management software to manage their assistance contracts in C#.</w:t>
+      </w:r>
+      <w:r>
         <w:br/>
-        <w:t xml:space="preserve">It integrates itself with an ERP software and is now used every day by 5 technicians, and handles thousands of contracts.  </w:t>
+      </w:r>
+      <w:r>
+        <w:rPr>
+          <w:rFonts w:ascii="Helvetica Neue" w:hAnsi="Helvetica Neue"/>
+          <w:color w:val="333333"/>
+          <w:sz w:val="18"/>
+        </w:rPr>
+        <w:t>It integrates itself with an ERP software and is now used every day by 5 technicians, and handles thousands of contracts.</w:t>
       </w:r>
     </w:p>
     <w:p>
@@ -2140,7 +2530,16 @@
           <w:sz w:val="18"/>
         </w:rPr>
         <w:t>Supinfo is a three year engineering school, resulting in a European Master in Computer Science.</w:t>
+      </w:r>
+      <w:r>
         <w:br/>
+      </w:r>
+      <w:r>
+        <w:rPr>
+          <w:rFonts w:ascii="Helvetica Neue" w:hAnsi="Helvetica Neue"/>
+          <w:color w:val="333333"/>
+          <w:sz w:val="18"/>
+        </w:rPr>
         <w:t>I spent the last year in Oxford Brookes University, in the Msc in Computer Science section.</w:t>
       </w:r>
     </w:p>
